--- a/docs/research/mvp/final/v03-control-plane/svc-policy.docx
+++ b/docs/research/mvp/final/v03-control-plane/svc-policy.docx
@@ -10,7 +10,7 @@
         <w:t xml:space="preserve">policy service + compiler</w:t>
       </w:r>
     </w:p>
-    <w:bookmarkStart w:id="41" w:name="policy-service--compiler"/>
+    <w:bookmarkStart w:id="51" w:name="policy-service--compiler"/>
     <w:p>
       <w:pPr>
         <w:pStyle w:val="Heading1"/>
@@ -4175,7 +4175,34 @@
         <w:rPr>
           <w:rStyle w:val="VerbatimChar"/>
         </w:rPr>
-        <w:t xml:space="preserve">  "exitNodes": ["group:admins"]            // who may use the gateway as a full-tunnel exit</w:t>
+        <w:t xml:space="preserve">  "exitNodes": ["group:admins"],           // who may use the gateway as a full-tunnel exit</w:t>
+      </w:r>
+      <w:r>
+        <w:br/>
+      </w:r>
+      <w:r>
+        <w:rPr>
+          <w:rStyle w:val="VerbatimChar"/>
+        </w:rPr>
+        <w:t xml:space="preserve">  "connectors": {</w:t>
+      </w:r>
+      <w:r>
+        <w:br/>
+      </w:r>
+      <w:r>
+        <w:rPr>
+          <w:rStyle w:val="VerbatimChar"/>
+        </w:rPr>
+        <w:t xml:space="preserve">    "&lt;conn-A-device-id&gt;": { "local_denylist": ["10.10.0.128/25"] }  // connector tightens central allow (FR-705)</w:t>
+      </w:r>
+      <w:r>
+        <w:br/>
+      </w:r>
+      <w:r>
+        <w:rPr>
+          <w:rStyle w:val="VerbatimChar"/>
+        </w:rPr>
+        <w:t xml:space="preserve">  }</w:t>
       </w:r>
       <w:r>
         <w:br/>
@@ -4464,6 +4491,159 @@
           <w:rStyle w:val="CommentTok"/>
         </w:rPr>
         <w:t xml:space="preserve">// selectors permitted to full-tunnel</w:t>
+      </w:r>
+      <w:r>
+        <w:br/>
+      </w:r>
+      <w:r>
+        <w:rPr>
+          <w:rStyle w:val="NormalTok"/>
+        </w:rPr>
+        <w:t xml:space="preserve">    Connectors    </w:t>
+      </w:r>
+      <w:r>
+        <w:rPr>
+          <w:rStyle w:val="KeywordTok"/>
+        </w:rPr>
+        <w:t xml:space="preserve">map</w:t>
+      </w:r>
+      <w:r>
+        <w:rPr>
+          <w:rStyle w:val="OperatorTok"/>
+        </w:rPr>
+        <w:t xml:space="preserve">[</w:t>
+      </w:r>
+      <w:r>
+        <w:rPr>
+          <w:rStyle w:val="DataTypeTok"/>
+        </w:rPr>
+        <w:t xml:space="preserve">string</w:t>
+      </w:r>
+      <w:r>
+        <w:rPr>
+          <w:rStyle w:val="OperatorTok"/>
+        </w:rPr>
+        <w:t xml:space="preserve">]</w:t>
+      </w:r>
+      <w:r>
+        <w:rPr>
+          <w:rStyle w:val="NormalTok"/>
+        </w:rPr>
+        <w:t xml:space="preserve">Connector </w:t>
+      </w:r>
+      <w:r>
+        <w:rPr>
+          <w:rStyle w:val="StringTok"/>
+        </w:rPr>
+        <w:t xml:space="preserve">`json:"connectors,omitempty"`</w:t>
+      </w:r>
+      <w:r>
+        <w:rPr>
+          <w:rStyle w:val="NormalTok"/>
+        </w:rPr>
+        <w:t xml:space="preserve"> </w:t>
+      </w:r>
+      <w:r>
+        <w:rPr>
+          <w:rStyle w:val="CommentTok"/>
+        </w:rPr>
+        <w:t xml:space="preserve">// device_id -&gt; per-connector local overrides</w:t>
+      </w:r>
+      <w:r>
+        <w:br/>
+      </w:r>
+      <w:r>
+        <w:rPr>
+          <w:rStyle w:val="OperatorTok"/>
+        </w:rPr>
+        <w:t xml:space="preserve">}</w:t>
+      </w:r>
+      <w:r>
+        <w:br/>
+      </w:r>
+      <w:r>
+        <w:br/>
+      </w:r>
+      <w:r>
+        <w:rPr>
+          <w:rStyle w:val="KeywordTok"/>
+        </w:rPr>
+        <w:t xml:space="preserve">type</w:t>
+      </w:r>
+      <w:r>
+        <w:rPr>
+          <w:rStyle w:val="NormalTok"/>
+        </w:rPr>
+        <w:t xml:space="preserve"> Connector </w:t>
+      </w:r>
+      <w:r>
+        <w:rPr>
+          <w:rStyle w:val="KeywordTok"/>
+        </w:rPr>
+        <w:t xml:space="preserve">struct</w:t>
+      </w:r>
+      <w:r>
+        <w:rPr>
+          <w:rStyle w:val="NormalTok"/>
+        </w:rPr>
+        <w:t xml:space="preserve"> </w:t>
+      </w:r>
+      <w:r>
+        <w:rPr>
+          <w:rStyle w:val="OperatorTok"/>
+        </w:rPr>
+        <w:t xml:space="preserve">{</w:t>
+      </w:r>
+      <w:r>
+        <w:br/>
+      </w:r>
+      <w:r>
+        <w:rPr>
+          <w:rStyle w:val="NormalTok"/>
+        </w:rPr>
+        <w:t xml:space="preserve">    LocalDenylist </w:t>
+      </w:r>
+      <w:r>
+        <w:rPr>
+          <w:rStyle w:val="OperatorTok"/>
+        </w:rPr>
+        <w:t xml:space="preserve">[]</w:t>
+      </w:r>
+      <w:r>
+        <w:rPr>
+          <w:rStyle w:val="NormalTok"/>
+        </w:rPr>
+        <w:t xml:space="preserve">netip</w:t>
+      </w:r>
+      <w:r>
+        <w:rPr>
+          <w:rStyle w:val="OperatorTok"/>
+        </w:rPr>
+        <w:t xml:space="preserve">.</w:t>
+      </w:r>
+      <w:r>
+        <w:rPr>
+          <w:rStyle w:val="NormalTok"/>
+        </w:rPr>
+        <w:t xml:space="preserve">Prefix </w:t>
+      </w:r>
+      <w:r>
+        <w:rPr>
+          <w:rStyle w:val="StringTok"/>
+        </w:rPr>
+        <w:t xml:space="preserve">`json:"local_denylist,omitempty"`</w:t>
+      </w:r>
+      <w:r>
+        <w:rPr>
+          <w:rStyle w:val="NormalTok"/>
+        </w:rPr>
+        <w:t xml:space="preserve"> </w:t>
+      </w:r>
+      <w:r>
+        <w:rPr>
+          <w:rStyle w:val="CommentTok"/>
+        </w:rPr>
+        <w:t xml:space="preserve">// CIDRs this connector always denies (FR-705)</w:t>
       </w:r>
       <w:r>
         <w:br/>
@@ -5789,6 +5969,151 @@
           </w:p>
         </w:tc>
       </w:tr>
+      <w:tr>
+        <w:tc>
+          <w:tcPr/>
+          <w:p>
+            <w:pPr>
+              <w:pStyle w:val="Compact"/>
+            </w:pPr>
+            <w:r>
+              <w:rPr>
+                <w:rStyle w:val="VerbatimChar"/>
+              </w:rPr>
+              <w:t xml:space="preserve">connectors</w:t>
+            </w:r>
+            <w:r>
+              <w:t xml:space="preserve"> </w:t>
+            </w:r>
+            <w:r>
+              <w:t xml:space="preserve">key</w:t>
+            </w:r>
+          </w:p>
+        </w:tc>
+        <w:tc>
+          <w:tcPr/>
+          <w:p>
+            <w:pPr>
+              <w:pStyle w:val="Compact"/>
+            </w:pPr>
+            <w:r>
+              <w:t xml:space="preserve">existing connector</w:t>
+            </w:r>
+            <w:r>
+              <w:t xml:space="preserve"> </w:t>
+            </w:r>
+            <w:r>
+              <w:rPr>
+                <w:rStyle w:val="VerbatimChar"/>
+              </w:rPr>
+              <w:t xml:space="preserve">device_id</w:t>
+            </w:r>
+            <w:r>
+              <w:t xml:space="preserve"> </w:t>
+            </w:r>
+            <w:r>
+              <w:t xml:space="preserve">(as known to</w:t>
+            </w:r>
+            <w:r>
+              <w:t xml:space="preserve"> </w:t>
+            </w:r>
+            <w:r>
+              <w:rPr>
+                <w:rStyle w:val="VerbatimChar"/>
+              </w:rPr>
+              <w:t xml:space="preserve">registry</w:t>
+            </w:r>
+            <w:r>
+              <w:t xml:space="preserve">)</w:t>
+            </w:r>
+          </w:p>
+        </w:tc>
+        <w:tc>
+          <w:tcPr/>
+          <w:p>
+            <w:pPr>
+              <w:pStyle w:val="Compact"/>
+            </w:pPr>
+            <w:r>
+              <w:t xml:space="preserve">unknown id ⇒</w:t>
+            </w:r>
+            <w:r>
+              <w:t xml:space="preserve"> </w:t>
+            </w:r>
+            <w:r>
+              <w:rPr>
+                <w:rStyle w:val="VerbatimChar"/>
+              </w:rPr>
+              <w:t xml:space="preserve">ERR_UNKNOWN_CONNECTOR</w:t>
+            </w:r>
+          </w:p>
+        </w:tc>
+      </w:tr>
+      <w:tr>
+        <w:tc>
+          <w:tcPr/>
+          <w:p>
+            <w:pPr>
+              <w:pStyle w:val="Compact"/>
+            </w:pPr>
+            <w:r>
+              <w:rPr>
+                <w:rStyle w:val="VerbatimChar"/>
+              </w:rPr>
+              <w:t xml:space="preserve">connectors[id].local_denylist</w:t>
+            </w:r>
+          </w:p>
+        </w:tc>
+        <w:tc>
+          <w:tcPr/>
+          <w:p>
+            <w:pPr>
+              <w:pStyle w:val="Compact"/>
+            </w:pPr>
+            <w:r>
+              <w:t xml:space="preserve">array of parseable CIDRs</w:t>
+            </w:r>
+          </w:p>
+        </w:tc>
+        <w:tc>
+          <w:tcPr/>
+          <w:p>
+            <w:pPr>
+              <w:pStyle w:val="Compact"/>
+            </w:pPr>
+            <w:r>
+              <w:t xml:space="preserve">bad CIDR ⇒</w:t>
+            </w:r>
+            <w:r>
+              <w:t xml:space="preserve"> </w:t>
+            </w:r>
+            <w:r>
+              <w:rPr>
+                <w:rStyle w:val="VerbatimChar"/>
+              </w:rPr>
+              <w:t xml:space="preserve">ERR_BAD_HOST_CIDR</w:t>
+            </w:r>
+            <w:r>
+              <w:t xml:space="preserve">; not covered by this connector's advertised prefixes ⇒</w:t>
+            </w:r>
+            <w:r>
+              <w:t xml:space="preserve"> </w:t>
+            </w:r>
+            <w:r>
+              <w:rPr>
+                <w:rStyle w:val="VerbatimChar"/>
+              </w:rPr>
+              <w:t xml:space="preserve">ERR_LOCAL_DENY_NOT_ADVERTISED</w:t>
+            </w:r>
+            <w:r>
+              <w:t xml:space="preserve"> </w:t>
+            </w:r>
+            <w:r>
+              <w:t xml:space="preserve">(P7)</w:t>
+            </w:r>
+          </w:p>
+        </w:tc>
+      </w:tr>
     </w:tbl>
     <w:p>
       <w:pPr>
@@ -6966,7 +7291,7 @@
     </w:p>
     <w:bookmarkEnd w:id="17"/>
     <w:bookmarkEnd w:id="18"/>
-    <w:bookmarkStart w:id="22" w:name="Xf9cd5554076923494677f767e5e455a5f27be6b"/>
+    <w:bookmarkStart w:id="26" w:name="Xf9cd5554076923494677f767e5e455a5f27be6b"/>
     <w:p>
       <w:pPr>
         <w:pStyle w:val="Heading2"/>
@@ -7082,6 +7407,87 @@
         <w:rPr>
           <w:rStyle w:val="VerbatimChar"/>
         </w:rPr>
+        <w:t xml:space="preserve">  # ── phase 1b: per-connector local denylist (FR-705) ──────────────────────</w:t>
+      </w:r>
+      <w:r>
+        <w:br/>
+      </w:r>
+      <w:r>
+        <w:rPr>
+          <w:rStyle w:val="VerbatimChar"/>
+        </w:rPr>
+        <w:t xml:space="preserve">  localDeny := {}                                      # connector device_id -&gt; []netip.Prefix</w:t>
+      </w:r>
+      <w:r>
+        <w:br/>
+      </w:r>
+      <w:r>
+        <w:rPr>
+          <w:rStyle w:val="VerbatimChar"/>
+        </w:rPr>
+        <w:t xml:space="preserve">  for connID, cfg in spec.connectors:</w:t>
+      </w:r>
+      <w:r>
+        <w:br/>
+      </w:r>
+      <w:r>
+        <w:rPr>
+          <w:rStyle w:val="VerbatimChar"/>
+        </w:rPr>
+        <w:t xml:space="preserve">      if snap.Devices[connID].Kind != CONNECTOR:</w:t>
+      </w:r>
+      <w:r>
+        <w:br/>
+      </w:r>
+      <w:r>
+        <w:rPr>
+          <w:rStyle w:val="VerbatimChar"/>
+        </w:rPr>
+        <w:t xml:space="preserve">          return _, _, ERR_NOT_A_CONNECTOR(connID)</w:t>
+      </w:r>
+      <w:r>
+        <w:br/>
+      </w:r>
+      <w:r>
+        <w:rPr>
+          <w:rStyle w:val="VerbatimChar"/>
+        </w:rPr>
+        <w:t xml:space="preserve">      for p in cfg.local_denylist:</w:t>
+      </w:r>
+      <w:r>
+        <w:br/>
+      </w:r>
+      <w:r>
+        <w:rPr>
+          <w:rStyle w:val="VerbatimChar"/>
+        </w:rPr>
+        <w:t xml:space="preserve">          if not coveredByConnectorAdvertised(p, connID, snap):  # P7 per-connector coverage</w:t>
+      </w:r>
+      <w:r>
+        <w:br/>
+      </w:r>
+      <w:r>
+        <w:rPr>
+          <w:rStyle w:val="VerbatimChar"/>
+        </w:rPr>
+        <w:t xml:space="preserve">              return _, _, ERR_LOCAL_DENY_NOT_ADVERTISED(connID, p)</w:t>
+      </w:r>
+      <w:r>
+        <w:br/>
+      </w:r>
+      <w:r>
+        <w:rPr>
+          <w:rStyle w:val="VerbatimChar"/>
+        </w:rPr>
+        <w:t xml:space="preserve">      localDeny[connID] = sortedPrefixes(cfg.local_denylist)</w:t>
+      </w:r>
+      <w:r>
+        <w:br/>
+      </w:r>
+      <w:r>
+        <w:rPr>
+          <w:rStyle w:val="VerbatimChar"/>
+        </w:rPr>
         <w:t xml:space="preserve">  # ── phase 2: per-device rule application (default-deny base, P1) ──────────</w:t>
       </w:r>
       <w:r>
@@ -7208,34 +7614,70 @@
         <w:rPr>
           <w:rStyle w:val="VerbatimChar"/>
         </w:rPr>
-        <w:t xml:space="preserve">                  out.VisibleTo[d].add(peer)              # ARTIFACT 1 (P1)</w:t>
-      </w:r>
-      <w:r>
-        <w:br/>
-      </w:r>
-      <w:r>
-        <w:rPr>
-          <w:rStyle w:val="VerbatimChar"/>
-        </w:rPr>
-        <w:t xml:space="preserve">                  out.AllowedIPs[d][peer].add(cidr)       # ARTIFACT 1b (coarse, P3)</w:t>
-      </w:r>
-      <w:r>
-        <w:br/>
-      </w:r>
-      <w:r>
-        <w:rPr>
-          <w:rStyle w:val="VerbatimChar"/>
-        </w:rPr>
-        <w:t xml:space="preserve">                  if dt.Ports not ALL:</w:t>
-      </w:r>
-      <w:r>
-        <w:br/>
-      </w:r>
-      <w:r>
-        <w:rPr>
-          <w:rStyle w:val="VerbatimChar"/>
-        </w:rPr>
-        <w:t xml:space="preserve">                      out.Verdicts[d][peer].add(portRules(cidr, dt.Ports))  # ARTIFACT 2</w:t>
+        <w:t xml:space="preserve">                  # FR-705: local-deny overrides central-allow; subtract per-connector denylist.</w:t>
+      </w:r>
+      <w:r>
+        <w:br/>
+      </w:r>
+      <w:r>
+        <w:rPr>
+          <w:rStyle w:val="VerbatimChar"/>
+        </w:rPr>
+        <w:t xml:space="preserve">                  # central-deny (absence of allow) is the default-deny floor and already wins.</w:t>
+      </w:r>
+      <w:r>
+        <w:br/>
+      </w:r>
+      <w:r>
+        <w:rPr>
+          <w:rStyle w:val="VerbatimChar"/>
+        </w:rPr>
+        <w:t xml:space="preserve">                  deniedParts := localDenySubtraction(peer, cidr, dt.Ports, localDeny)</w:t>
+      </w:r>
+      <w:r>
+        <w:br/>
+      </w:r>
+      <w:r>
+        <w:rPr>
+          <w:rStyle w:val="VerbatimChar"/>
+        </w:rPr>
+        <w:t xml:space="preserve">                  for (allowCidr, allowPorts) in deniedParts:</w:t>
+      </w:r>
+      <w:r>
+        <w:br/>
+      </w:r>
+      <w:r>
+        <w:rPr>
+          <w:rStyle w:val="VerbatimChar"/>
+        </w:rPr>
+        <w:t xml:space="preserve">                      out.VisibleTo[d].add(peer)              # ARTIFACT 1 (P1)</w:t>
+      </w:r>
+      <w:r>
+        <w:br/>
+      </w:r>
+      <w:r>
+        <w:rPr>
+          <w:rStyle w:val="VerbatimChar"/>
+        </w:rPr>
+        <w:t xml:space="preserve">                      out.AllowedIPs[d][peer].add(allowCidr)  # ARTIFACT 1b (coarse, P3)</w:t>
+      </w:r>
+      <w:r>
+        <w:br/>
+      </w:r>
+      <w:r>
+        <w:rPr>
+          <w:rStyle w:val="VerbatimChar"/>
+        </w:rPr>
+        <w:t xml:space="preserve">                      if allowPorts not ALL:</w:t>
+      </w:r>
+      <w:r>
+        <w:br/>
+      </w:r>
+      <w:r>
+        <w:rPr>
+          <w:rStyle w:val="VerbatimChar"/>
+        </w:rPr>
+        <w:t xml:space="preserve">                          out.Verdicts[d][peer].add(portRules(allowCidr, allowPorts))  # ARTIFACT 2</w:t>
       </w:r>
       <w:r>
         <w:br/>
@@ -7347,7 +7789,7 @@
       </w:r>
     </w:p>
     <w:bookmarkEnd w:id="19"/>
-    <w:bookmarkStart w:id="20" w:name="X63a1a23b7bb30d9de17baf3c084426ff353d05f"/>
+    <w:bookmarkStart w:id="20" w:name="Xa1e3e61924dbac796538627b56ab27c8cba5e69"/>
     <w:p>
       <w:pPr>
         <w:pStyle w:val="Heading3"/>
@@ -7362,13 +7804,13 @@
         <w:rPr>
           <w:rStyle w:val="VerbatimChar"/>
         </w:rPr>
-        <w:t xml:space="preserve">expandDst</w:t>
-      </w:r>
-      <w:r>
-        <w:t xml:space="preserve"> </w:t>
-      </w:r>
-      <w:r>
-        <w:t xml:space="preserve">— the destination resolver (the heart)</w:t>
+        <w:t xml:space="preserve">localDenySubtraction</w:t>
+      </w:r>
+      <w:r>
+        <w:t xml:space="preserve"> </w:t>
+      </w:r>
+      <w:r>
+        <w:t xml:space="preserve">— connector local-deny overrides central-allow (FR-705)</w:t>
       </w:r>
     </w:p>
     <w:p>
@@ -7376,37 +7818,64 @@
         <w:pStyle w:val="FirstParagraph"/>
       </w:pPr>
       <w:r>
-        <w:rPr>
-          <w:rStyle w:val="VerbatimChar"/>
-        </w:rPr>
-        <w:t xml:space="preserve">expandDst(dt, snap)</w:t>
-      </w:r>
-      <w:r>
-        <w:t xml:space="preserve"> </w:t>
-      </w:r>
-      <w:r>
-        <w:t xml:space="preserve">maps one parsed</w:t>
-      </w:r>
-      <w:r>
-        <w:t xml:space="preserve"> </w:t>
-      </w:r>
-      <w:r>
-        <w:rPr>
-          <w:rStyle w:val="VerbatimChar"/>
-        </w:rPr>
-        <w:t xml:space="preserve">dst</w:t>
-      </w:r>
-      <w:r>
-        <w:t xml:space="preserve"> </w:t>
-      </w:r>
-      <w:r>
-        <w:t xml:space="preserve">token to the concrete set of peer devices +</w:t>
-      </w:r>
-      <w:r>
-        <w:t xml:space="preserve"> </w:t>
-      </w:r>
-      <w:r>
-        <w:t xml:space="preserve">CIDRs the source may reach:</w:t>
+        <w:t xml:space="preserve">For a central-allow grant toward</w:t>
+      </w:r>
+      <w:r>
+        <w:t xml:space="preserve"> </w:t>
+      </w:r>
+      <w:r>
+        <w:rPr>
+          <w:rStyle w:val="VerbatimChar"/>
+        </w:rPr>
+        <w:t xml:space="preserve">peer</w:t>
+      </w:r>
+      <w:r>
+        <w:t xml:space="preserve"> </w:t>
+      </w:r>
+      <w:r>
+        <w:t xml:space="preserve">(usually a connector) with CIDR</w:t>
+      </w:r>
+      <w:r>
+        <w:t xml:space="preserve"> </w:t>
+      </w:r>
+      <w:r>
+        <w:rPr>
+          <w:rStyle w:val="VerbatimChar"/>
+        </w:rPr>
+        <w:t xml:space="preserve">c</w:t>
+      </w:r>
+      <w:r>
+        <w:t xml:space="preserve"> </w:t>
+      </w:r>
+      <w:r>
+        <w:t xml:space="preserve">and ports</w:t>
+      </w:r>
+      <w:r>
+        <w:t xml:space="preserve"> </w:t>
+      </w:r>
+      <w:r>
+        <w:rPr>
+          <w:rStyle w:val="VerbatimChar"/>
+        </w:rPr>
+        <w:t xml:space="preserve">ports</w:t>
+      </w:r>
+      <w:r>
+        <w:t xml:space="preserve">,</w:t>
+      </w:r>
+      <w:r>
+        <w:t xml:space="preserve"> </w:t>
+      </w:r>
+      <w:r>
+        <w:rPr>
+          <w:rStyle w:val="VerbatimChar"/>
+        </w:rPr>
+        <w:t xml:space="preserve">localDenySubtraction</w:t>
+      </w:r>
+      <w:r>
+        <w:t xml:space="preserve"> </w:t>
+      </w:r>
+      <w:r>
+        <w:t xml:space="preserve">enforces the adopted precedence rule:</w:t>
       </w:r>
     </w:p>
     <w:p>
@@ -7419,82 +7888,31 @@
       </w:pPr>
       <w:r>
         <w:rPr>
-          <w:rStyle w:val="VerbatimChar"/>
           <w:b/>
           <w:bCs/>
         </w:rPr>
-        <w:t xml:space="preserve">*:*</w:t>
-      </w:r>
-      <w:r>
-        <w:rPr>
-          <w:b/>
-          <w:bCs/>
-        </w:rPr>
-        <w:t xml:space="preserve"> </w:t>
-      </w:r>
-      <w:r>
-        <w:rPr>
-          <w:b/>
-          <w:bCs/>
-        </w:rPr>
-        <w:t xml:space="preserve">(wildcard):</w:t>
-      </w:r>
-      <w:r>
-        <w:t xml:space="preserve"> </w:t>
-      </w:r>
-      <w:r>
-        <w:t xml:space="preserve">every non-revoked peer device in the tenant the rule's src is not</w:t>
-      </w:r>
-      <w:r>
-        <w:t xml:space="preserve"> </w:t>
-      </w:r>
-      <w:r>
-        <w:t xml:space="preserve">(each peer's overlay CIDR), PLUS every connector's advertised prefixes, PLUS the gateway</w:t>
-      </w:r>
-      <w:r>
-        <w:t xml:space="preserve"> </w:t>
-      </w:r>
-      <w:r>
-        <w:t xml:space="preserve">exit (</w:t>
-      </w:r>
-      <w:r>
-        <w:rPr>
-          <w:rStyle w:val="VerbatimChar"/>
-        </w:rPr>
-        <w:t xml:space="preserve">0.0.0.0/0</w:t>
-      </w:r>
-      <w:r>
-        <w:t xml:space="preserve"> </w:t>
-      </w:r>
-      <w:r>
-        <w:t xml:space="preserve">+</w:t>
-      </w:r>
-      <w:r>
-        <w:t xml:space="preserve"> </w:t>
-      </w:r>
-      <w:r>
-        <w:rPr>
-          <w:rStyle w:val="VerbatimChar"/>
-        </w:rPr>
-        <w:t xml:space="preserve">::/0</w:t>
-      </w:r>
-      <w:r>
-        <w:t xml:space="preserve">). This is the</w:t>
-      </w:r>
-      <w:r>
-        <w:t xml:space="preserve"> </w:t>
-      </w:r>
-      <w:r>
-        <w:rPr>
-          <w:rStyle w:val="VerbatimChar"/>
-        </w:rPr>
-        <w:t xml:space="preserve">group:admins → *:*</w:t>
-      </w:r>
-      <w:r>
-        <w:t xml:space="preserve"> </w:t>
-      </w:r>
-      <w:r>
-        <w:t xml:space="preserve">"reach everything" grant.</w:t>
+        <w:t xml:space="preserve">Local-deny overrides central-allow.</w:t>
+      </w:r>
+      <w:r>
+        <w:t xml:space="preserve"> </w:t>
+      </w:r>
+      <w:r>
+        <w:t xml:space="preserve">Every CIDR (and optional port range) in</w:t>
+      </w:r>
+      <w:r>
+        <w:t xml:space="preserve"> </w:t>
+      </w:r>
+      <w:r>
+        <w:rPr>
+          <w:rStyle w:val="VerbatimChar"/>
+        </w:rPr>
+        <w:t xml:space="preserve">spec.connectors[peer].local_denylist</w:t>
+      </w:r>
+      <w:r>
+        <w:t xml:space="preserve"> </w:t>
+      </w:r>
+      <w:r>
+        <w:t xml:space="preserve">is removed from the grant.</w:t>
       </w:r>
     </w:p>
     <w:p>
@@ -7507,144 +7925,55 @@
       </w:pPr>
       <w:r>
         <w:rPr>
-          <w:rStyle w:val="VerbatimChar"/>
           <w:b/>
           <w:bCs/>
         </w:rPr>
-        <w:t xml:space="preserve">&lt;host&gt;:ports</w:t>
-      </w:r>
-      <w:r>
-        <w:rPr>
-          <w:b/>
-          <w:bCs/>
-        </w:rPr>
-        <w:t xml:space="preserve">:</w:t>
-      </w:r>
-      <w:r>
-        <w:t xml:space="preserve"> </w:t>
-      </w:r>
-      <w:r>
-        <w:t xml:space="preserve">look the alias up in</w:t>
-      </w:r>
-      <w:r>
-        <w:t xml:space="preserve"> </w:t>
-      </w:r>
-      <w:r>
-        <w:rPr>
-          <w:rStyle w:val="VerbatimChar"/>
-        </w:rPr>
-        <w:t xml:space="preserve">hostCIDR</w:t>
-      </w:r>
-      <w:r>
-        <w:t xml:space="preserve">; the target is the</w:t>
-      </w:r>
-      <w:r>
-        <w:t xml:space="preserve"> </w:t>
-      </w:r>
-      <w:r>
-        <w:rPr>
-          <w:b/>
-          <w:bCs/>
-        </w:rPr>
-        <w:t xml:space="preserve">connector(s)</w:t>
-      </w:r>
-      <w:r>
-        <w:rPr>
-          <w:b/>
-          <w:bCs/>
-        </w:rPr>
-        <w:t xml:space="preserve"> </w:t>
-      </w:r>
-      <w:r>
-        <w:rPr>
-          <w:b/>
-          <w:bCs/>
-        </w:rPr>
-        <w:t xml:space="preserve">serving that CIDR</w:t>
-      </w:r>
-      <w:r>
-        <w:t xml:space="preserve"> </w:t>
-      </w:r>
-      <w:r>
-        <w:t xml:space="preserve">(</w:t>
-      </w:r>
-      <w:r>
-        <w:rPr>
-          <w:rStyle w:val="VerbatimChar"/>
-        </w:rPr>
-        <w:t xml:space="preserve">snap.PrefixOwners</w:t>
-      </w:r>
-      <w:r>
-        <w:t xml:space="preserve"> </w:t>
-      </w:r>
-      <w:r>
-        <w:t xml:space="preserve">longest-prefix match). The peer device id is the</w:t>
-      </w:r>
-      <w:r>
-        <w:t xml:space="preserve"> </w:t>
-      </w:r>
-      <w:r>
-        <w:t xml:space="preserve">connector's</w:t>
-      </w:r>
-      <w:r>
-        <w:t xml:space="preserve"> </w:t>
-      </w:r>
-      <w:r>
-        <w:rPr>
-          <w:rStyle w:val="VerbatimChar"/>
-        </w:rPr>
-        <w:t xml:space="preserve">device_id</w:t>
-      </w:r>
-      <w:r>
-        <w:t xml:space="preserve">; the CIDR is the host CIDR (or its covered sub-CIDR); the</w:t>
-      </w:r>
-      <w:r>
-        <w:t xml:space="preserve"> </w:t>
-      </w:r>
-      <w:r>
-        <w:rPr>
-          <w:rStyle w:val="VerbatimChar"/>
-        </w:rPr>
-        <w:t xml:space="preserve">site</w:t>
-      </w:r>
-      <w:r>
-        <w:t xml:space="preserve"> </w:t>
-      </w:r>
-      <w:r>
-        <w:t xml:space="preserve">is</w:t>
-      </w:r>
-      <w:r>
-        <w:t xml:space="preserve"> </w:t>
-      </w:r>
-      <w:r>
-        <w:t xml:space="preserve">the connector's</w:t>
-      </w:r>
-      <w:r>
-        <w:t xml:space="preserve"> </w:t>
-      </w:r>
-      <w:r>
-        <w:rPr>
-          <w:rStyle w:val="VerbatimChar"/>
-        </w:rPr>
-        <w:t xml:space="preserve">4via6</w:t>
-      </w:r>
-      <w:r>
-        <w:t xml:space="preserve"> </w:t>
-      </w:r>
-      <w:r>
-        <w:t xml:space="preserve">site-id (drives</w:t>
-      </w:r>
-      <w:r>
-        <w:t xml:space="preserve"> </w:t>
-      </w:r>
-      <w:r>
-        <w:rPr>
-          <w:rStyle w:val="VerbatimChar"/>
-        </w:rPr>
-        <w:t xml:space="preserve">Via6</w:t>
-      </w:r>
-      <w:r>
-        <w:t xml:space="preserve">, D4).</w:t>
+        <w:t xml:space="preserve">Central-deny overrides local-allow.</w:t>
+      </w:r>
+      <w:r>
+        <w:t xml:space="preserve"> </w:t>
+      </w:r>
+      <w:r>
+        <w:t xml:space="preserve">If the central ACL never granted</w:t>
+      </w:r>
+      <w:r>
+        <w:t xml:space="preserve"> </w:t>
+      </w:r>
+      <w:r>
+        <w:rPr>
+          <w:rStyle w:val="VerbatimChar"/>
+        </w:rPr>
+        <w:t xml:space="preserve">c</w:t>
+      </w:r>
+      <w:r>
+        <w:t xml:space="preserve">, the</w:t>
+      </w:r>
+      <w:r>
+        <w:t xml:space="preserve"> </w:t>
+      </w:r>
+      <w:r>
+        <w:t xml:space="preserve">default-deny floor keeps it denied; the connector cannot use</w:t>
+      </w:r>
+      <w:r>
+        <w:t xml:space="preserve"> </w:t>
+      </w:r>
+      <w:r>
+        <w:rPr>
+          <w:rStyle w:val="VerbatimChar"/>
+        </w:rPr>
+        <w:t xml:space="preserve">local_denylist</w:t>
+      </w:r>
+      <w:r>
+        <w:t xml:space="preserve"> </w:t>
+      </w:r>
+      <w:r>
+        <w:t xml:space="preserve">to</w:t>
+      </w:r>
+      <w:r>
+        <w:t xml:space="preserve"> </w:t>
+      </w:r>
+      <w:r>
+        <w:t xml:space="preserve">re-open a flow the central policy did not allow.</w:t>
       </w:r>
     </w:p>
     <w:p>
@@ -7656,31 +7985,504 @@
         </w:numPr>
       </w:pPr>
       <w:r>
-        <w:rPr>
-          <w:rStyle w:val="VerbatimChar"/>
+        <w:t xml:space="preserve">The result is the</w:t>
+      </w:r>
+      <w:r>
+        <w:t xml:space="preserve"> </w:t>
+      </w:r>
+      <w:r>
+        <w:rPr>
           <w:b/>
           <w:bCs/>
         </w:rPr>
-        <w:t xml:space="preserve">&lt;cidr&gt;:ports</w:t>
-      </w:r>
-      <w:r>
-        <w:rPr>
-          <w:b/>
-          <w:bCs/>
+        <w:t xml:space="preserve">union of central policy minus local-deny</w:t>
+      </w:r>
+      <w:r>
+        <w:t xml:space="preserve"> </w:t>
+      </w:r>
+      <w:r>
+        <w:t xml:space="preserve">for that peer.</w:t>
+      </w:r>
+    </w:p>
+    <w:p>
+      <w:pPr>
+        <w:pStyle w:val="SourceCode"/>
+      </w:pPr>
+      <w:r>
+        <w:rPr>
+          <w:rStyle w:val="NormalTok"/>
+        </w:rPr>
+        <w:t xml:space="preserve">localDenySubtraction(peer, cidr, ports, localDeny) </w:t>
+      </w:r>
+      <w:r>
+        <w:rPr>
+          <w:rStyle w:val="OperatorTok"/>
+        </w:rPr>
+        <w:t xml:space="preserve">-&gt;</w:t>
+      </w:r>
+      <w:r>
+        <w:rPr>
+          <w:rStyle w:val="NormalTok"/>
+        </w:rPr>
+        <w:t xml:space="preserve"> [(cidr, ports)]:</w:t>
+      </w:r>
+      <w:r>
+        <w:br/>
+      </w:r>
+      <w:r>
+        <w:rPr>
+          <w:rStyle w:val="NormalTok"/>
+        </w:rPr>
+        <w:t xml:space="preserve">    </w:t>
+      </w:r>
+      <w:r>
+        <w:rPr>
+          <w:rStyle w:val="ControlFlowTok"/>
+        </w:rPr>
+        <w:t xml:space="preserve">if</w:t>
+      </w:r>
+      <w:r>
+        <w:rPr>
+          <w:rStyle w:val="NormalTok"/>
+        </w:rPr>
+        <w:t xml:space="preserve"> peer </w:t>
+      </w:r>
+      <w:r>
+        <w:rPr>
+          <w:rStyle w:val="KeywordTok"/>
+        </w:rPr>
+        <w:t xml:space="preserve">not</w:t>
+      </w:r>
+      <w:r>
+        <w:rPr>
+          <w:rStyle w:val="NormalTok"/>
+        </w:rPr>
+        <w:t xml:space="preserve"> </w:t>
+      </w:r>
+      <w:r>
+        <w:rPr>
+          <w:rStyle w:val="KeywordTok"/>
+        </w:rPr>
+        <w:t xml:space="preserve">in</w:t>
+      </w:r>
+      <w:r>
+        <w:rPr>
+          <w:rStyle w:val="NormalTok"/>
+        </w:rPr>
+        <w:t xml:space="preserve"> localDeny:</w:t>
+      </w:r>
+      <w:r>
+        <w:br/>
+      </w:r>
+      <w:r>
+        <w:rPr>
+          <w:rStyle w:val="NormalTok"/>
+        </w:rPr>
+        <w:t xml:space="preserve">        </w:t>
+      </w:r>
+      <w:r>
+        <w:rPr>
+          <w:rStyle w:val="ControlFlowTok"/>
+        </w:rPr>
+        <w:t xml:space="preserve">return</w:t>
+      </w:r>
+      <w:r>
+        <w:rPr>
+          <w:rStyle w:val="NormalTok"/>
+        </w:rPr>
+        <w:t xml:space="preserve"> [(cidr, ports)]</w:t>
+      </w:r>
+      <w:r>
+        <w:br/>
+      </w:r>
+      <w:r>
+        <w:rPr>
+          <w:rStyle w:val="NormalTok"/>
+        </w:rPr>
+        <w:t xml:space="preserve">    remaining </w:t>
+      </w:r>
+      <w:r>
+        <w:rPr>
+          <w:rStyle w:val="OperatorTok"/>
+        </w:rPr>
+        <w:t xml:space="preserve">:=</w:t>
+      </w:r>
+      <w:r>
+        <w:rPr>
+          <w:rStyle w:val="NormalTok"/>
+        </w:rPr>
+        <w:t xml:space="preserve"> [(cidr, ports)]</w:t>
+      </w:r>
+      <w:r>
+        <w:br/>
+      </w:r>
+      <w:r>
+        <w:rPr>
+          <w:rStyle w:val="NormalTok"/>
+        </w:rPr>
+        <w:t xml:space="preserve">    </w:t>
+      </w:r>
+      <w:r>
+        <w:rPr>
+          <w:rStyle w:val="ControlFlowTok"/>
+        </w:rPr>
+        <w:t xml:space="preserve">for</w:t>
+      </w:r>
+      <w:r>
+        <w:rPr>
+          <w:rStyle w:val="NormalTok"/>
+        </w:rPr>
+        <w:t xml:space="preserve"> deny </w:t>
+      </w:r>
+      <w:r>
+        <w:rPr>
+          <w:rStyle w:val="KeywordTok"/>
+        </w:rPr>
+        <w:t xml:space="preserve">in</w:t>
+      </w:r>
+      <w:r>
+        <w:rPr>
+          <w:rStyle w:val="NormalTok"/>
+        </w:rPr>
+        <w:t xml:space="preserve"> localDeny[peer]:</w:t>
+      </w:r>
+      <w:r>
+        <w:br/>
+      </w:r>
+      <w:r>
+        <w:rPr>
+          <w:rStyle w:val="NormalTok"/>
+        </w:rPr>
+        <w:t xml:space="preserve">        </w:t>
+      </w:r>
+      <w:r>
+        <w:rPr>
+          <w:rStyle w:val="BuiltInTok"/>
+        </w:rPr>
+        <w:t xml:space="preserve">next</w:t>
+      </w:r>
+      <w:r>
+        <w:rPr>
+          <w:rStyle w:val="NormalTok"/>
+        </w:rPr>
+        <w:t xml:space="preserve"> </w:t>
+      </w:r>
+      <w:r>
+        <w:rPr>
+          <w:rStyle w:val="OperatorTok"/>
+        </w:rPr>
+        <w:t xml:space="preserve">:=</w:t>
+      </w:r>
+      <w:r>
+        <w:rPr>
+          <w:rStyle w:val="NormalTok"/>
+        </w:rPr>
+        <w:t xml:space="preserve"> []</w:t>
+      </w:r>
+      <w:r>
+        <w:br/>
+      </w:r>
+      <w:r>
+        <w:rPr>
+          <w:rStyle w:val="NormalTok"/>
+        </w:rPr>
+        <w:t xml:space="preserve">        </w:t>
+      </w:r>
+      <w:r>
+        <w:rPr>
+          <w:rStyle w:val="ControlFlowTok"/>
+        </w:rPr>
+        <w:t xml:space="preserve">for</w:t>
+      </w:r>
+      <w:r>
+        <w:rPr>
+          <w:rStyle w:val="NormalTok"/>
+        </w:rPr>
+        <w:t xml:space="preserve"> (c, ps) </w:t>
+      </w:r>
+      <w:r>
+        <w:rPr>
+          <w:rStyle w:val="KeywordTok"/>
+        </w:rPr>
+        <w:t xml:space="preserve">in</w:t>
+      </w:r>
+      <w:r>
+        <w:rPr>
+          <w:rStyle w:val="NormalTok"/>
+        </w:rPr>
+        <w:t xml:space="preserve"> remaining:</w:t>
+      </w:r>
+      <w:r>
+        <w:br/>
+      </w:r>
+      <w:r>
+        <w:rPr>
+          <w:rStyle w:val="NormalTok"/>
+        </w:rPr>
+        <w:t xml:space="preserve">            </w:t>
+      </w:r>
+      <w:r>
+        <w:rPr>
+          <w:rStyle w:val="ControlFlowTok"/>
+        </w:rPr>
+        <w:t xml:space="preserve">if</w:t>
+      </w:r>
+      <w:r>
+        <w:rPr>
+          <w:rStyle w:val="NormalTok"/>
+        </w:rPr>
+        <w:t xml:space="preserve"> c overlaps deny:</w:t>
+      </w:r>
+      <w:r>
+        <w:br/>
+      </w:r>
+      <w:r>
+        <w:rPr>
+          <w:rStyle w:val="NormalTok"/>
+        </w:rPr>
+        <w:t xml:space="preserve">                </w:t>
+      </w:r>
+      <w:r>
+        <w:rPr>
+          <w:rStyle w:val="ControlFlowTok"/>
+        </w:rPr>
+        <w:t xml:space="preserve">for</w:t>
+      </w:r>
+      <w:r>
+        <w:rPr>
+          <w:rStyle w:val="NormalTok"/>
+        </w:rPr>
+        <w:t xml:space="preserve"> splitCidr </w:t>
+      </w:r>
+      <w:r>
+        <w:rPr>
+          <w:rStyle w:val="KeywordTok"/>
+        </w:rPr>
+        <w:t xml:space="preserve">in</w:t>
+      </w:r>
+      <w:r>
+        <w:rPr>
+          <w:rStyle w:val="NormalTok"/>
+        </w:rPr>
+        <w:t xml:space="preserve"> subtractCidr(c, deny):</w:t>
+      </w:r>
+      <w:r>
+        <w:br/>
+      </w:r>
+      <w:r>
+        <w:rPr>
+          <w:rStyle w:val="NormalTok"/>
+        </w:rPr>
+        <w:t xml:space="preserve">                    </w:t>
+      </w:r>
+      <w:r>
+        <w:rPr>
+          <w:rStyle w:val="BuiltInTok"/>
+        </w:rPr>
+        <w:t xml:space="preserve">next</w:t>
+      </w:r>
+      <w:r>
+        <w:rPr>
+          <w:rStyle w:val="NormalTok"/>
+        </w:rPr>
+        <w:t xml:space="preserve">.append((splitCidr, ps))</w:t>
+      </w:r>
+      <w:r>
+        <w:br/>
+      </w:r>
+      <w:r>
+        <w:rPr>
+          <w:rStyle w:val="NormalTok"/>
+        </w:rPr>
+        <w:t xml:space="preserve">            </w:t>
+      </w:r>
+      <w:r>
+        <w:rPr>
+          <w:rStyle w:val="ControlFlowTok"/>
+        </w:rPr>
+        <w:t xml:space="preserve">else</w:t>
+      </w:r>
+      <w:r>
+        <w:rPr>
+          <w:rStyle w:val="NormalTok"/>
         </w:rPr>
         <w:t xml:space="preserve">:</w:t>
       </w:r>
       <w:r>
-        <w:t xml:space="preserve"> </w:t>
-      </w:r>
-      <w:r>
-        <w:t xml:space="preserve">identical to host but the CIDR is literal; still must be covered by an</w:t>
-      </w:r>
-      <w:r>
-        <w:t xml:space="preserve"> </w:t>
-      </w:r>
-      <w:r>
-        <w:t xml:space="preserve">advertised prefix (P7) or it is unreachable → compile error at the dry-run gate (§5).</w:t>
+        <w:br/>
+      </w:r>
+      <w:r>
+        <w:rPr>
+          <w:rStyle w:val="NormalTok"/>
+        </w:rPr>
+        <w:t xml:space="preserve">                </w:t>
+      </w:r>
+      <w:r>
+        <w:rPr>
+          <w:rStyle w:val="BuiltInTok"/>
+        </w:rPr>
+        <w:t xml:space="preserve">next</w:t>
+      </w:r>
+      <w:r>
+        <w:rPr>
+          <w:rStyle w:val="NormalTok"/>
+        </w:rPr>
+        <w:t xml:space="preserve">.append((c, ps))</w:t>
+      </w:r>
+      <w:r>
+        <w:br/>
+      </w:r>
+      <w:r>
+        <w:rPr>
+          <w:rStyle w:val="NormalTok"/>
+        </w:rPr>
+        <w:t xml:space="preserve">        remaining </w:t>
+      </w:r>
+      <w:r>
+        <w:rPr>
+          <w:rStyle w:val="OperatorTok"/>
+        </w:rPr>
+        <w:t xml:space="preserve">:=</w:t>
+      </w:r>
+      <w:r>
+        <w:rPr>
+          <w:rStyle w:val="NormalTok"/>
+        </w:rPr>
+        <w:t xml:space="preserve"> </w:t>
+      </w:r>
+      <w:r>
+        <w:rPr>
+          <w:rStyle w:val="BuiltInTok"/>
+        </w:rPr>
+        <w:t xml:space="preserve">next</w:t>
+      </w:r>
+      <w:r>
+        <w:br/>
+      </w:r>
+      <w:r>
+        <w:rPr>
+          <w:rStyle w:val="NormalTok"/>
+        </w:rPr>
+        <w:t xml:space="preserve">    </w:t>
+      </w:r>
+      <w:r>
+        <w:rPr>
+          <w:rStyle w:val="ControlFlowTok"/>
+        </w:rPr>
+        <w:t xml:space="preserve">return</w:t>
+      </w:r>
+      <w:r>
+        <w:rPr>
+          <w:rStyle w:val="NormalTok"/>
+        </w:rPr>
+        <w:t xml:space="preserve"> remaining</w:t>
+      </w:r>
+    </w:p>
+    <w:p>
+      <w:pPr>
+        <w:pStyle w:val="FirstParagraph"/>
+      </w:pPr>
+      <w:r>
+        <w:t xml:space="preserve">If the subtraction empties a CIDR entirely, nothing is added for that peer. The</w:t>
+      </w:r>
+      <w:r>
+        <w:t xml:space="preserve"> </w:t>
+      </w:r>
+      <w:r>
+        <w:t xml:space="preserve">operation is deterministic:</w:t>
+      </w:r>
+      <w:r>
+        <w:t xml:space="preserve"> </w:t>
+      </w:r>
+      <w:r>
+        <w:rPr>
+          <w:rStyle w:val="VerbatimChar"/>
+        </w:rPr>
+        <w:t xml:space="preserve">localDeny[peer]</w:t>
+      </w:r>
+      <w:r>
+        <w:t xml:space="preserve"> </w:t>
+      </w:r>
+      <w:r>
+        <w:t xml:space="preserve">is sorted at parse time and</w:t>
+      </w:r>
+      <w:r>
+        <w:t xml:space="preserve"> </w:t>
+      </w:r>
+      <w:r>
+        <w:rPr>
+          <w:rStyle w:val="VerbatimChar"/>
+        </w:rPr>
+        <w:t xml:space="preserve">subtractCidr</w:t>
+      </w:r>
+      <w:r>
+        <w:t xml:space="preserve"> </w:t>
+      </w:r>
+      <w:r>
+        <w:t xml:space="preserve">returns disjoint, sorted results (P2).</w:t>
+      </w:r>
+    </w:p>
+    <w:bookmarkEnd w:id="20"/>
+    <w:bookmarkStart w:id="21" w:name="X831a9e76ac442a790302e90f1c6797a400dcd21"/>
+    <w:p>
+      <w:pPr>
+        <w:pStyle w:val="Heading3"/>
+      </w:pPr>
+      <w:r>
+        <w:t xml:space="preserve">4.3</w:t>
+      </w:r>
+      <w:r>
+        <w:t xml:space="preserve"> </w:t>
+      </w:r>
+      <w:r>
+        <w:rPr>
+          <w:rStyle w:val="VerbatimChar"/>
+        </w:rPr>
+        <w:t xml:space="preserve">expandDst</w:t>
+      </w:r>
+      <w:r>
+        <w:t xml:space="preserve"> </w:t>
+      </w:r>
+      <w:r>
+        <w:t xml:space="preserve">— the destination resolver (the heart)</w:t>
+      </w:r>
+    </w:p>
+    <w:p>
+      <w:pPr>
+        <w:pStyle w:val="FirstParagraph"/>
+      </w:pPr>
+      <w:r>
+        <w:rPr>
+          <w:rStyle w:val="VerbatimChar"/>
+        </w:rPr>
+        <w:t xml:space="preserve">expandDst(dt, snap)</w:t>
+      </w:r>
+      <w:r>
+        <w:t xml:space="preserve"> </w:t>
+      </w:r>
+      <w:r>
+        <w:t xml:space="preserve">maps one parsed</w:t>
+      </w:r>
+      <w:r>
+        <w:t xml:space="preserve"> </w:t>
+      </w:r>
+      <w:r>
+        <w:rPr>
+          <w:rStyle w:val="VerbatimChar"/>
+        </w:rPr>
+        <w:t xml:space="preserve">dst</w:t>
+      </w:r>
+      <w:r>
+        <w:t xml:space="preserve"> </w:t>
+      </w:r>
+      <w:r>
+        <w:t xml:space="preserve">token to the concrete set of peer devices +</w:t>
+      </w:r>
+      <w:r>
+        <w:t xml:space="preserve"> </w:t>
+      </w:r>
+      <w:r>
+        <w:t xml:space="preserve">CIDRs the source may reach:</w:t>
       </w:r>
     </w:p>
     <w:p>
@@ -7688,7 +8490,7 @@
         <w:pStyle w:val="Compact"/>
         <w:numPr>
           <w:ilvl w:val="0"/>
-          <w:numId w:val="1002"/>
+          <w:numId w:val="1003"/>
         </w:numPr>
       </w:pPr>
       <w:r>
@@ -7697,73 +8499,347 @@
           <w:b/>
           <w:bCs/>
         </w:rPr>
-        <w:t xml:space="preserve">&lt;deviceSelector&gt;:ports</w:t>
-      </w:r>
-      <w:r>
-        <w:t xml:space="preserve"> </w:t>
-      </w:r>
-      <w:r>
-        <w:t xml:space="preserve">(a</w:t>
-      </w:r>
-      <w:r>
-        <w:t xml:space="preserve"> </w:t>
-      </w:r>
-      <w:r>
-        <w:rPr>
-          <w:rStyle w:val="VerbatimChar"/>
-        </w:rPr>
-        <w:t xml:space="preserve">group:X</w:t>
-      </w:r>
-      <w:r>
-        <w:t xml:space="preserve"> </w:t>
-      </w:r>
-      <w:r>
-        <w:t xml:space="preserve">or member key used as a destination, e.g.</w:t>
-      </w:r>
-      <w:r>
-        <w:t xml:space="preserve"> </w:t>
-      </w:r>
-      <w:r>
-        <w:t xml:space="preserve">client-to-client): the target peer device set is</w:t>
-      </w:r>
-      <w:r>
-        <w:t xml:space="preserve"> </w:t>
-      </w:r>
-      <w:r>
-        <w:rPr>
-          <w:rStyle w:val="VerbatimChar"/>
-        </w:rPr>
-        <w:t xml:space="preserve">resolveSrc([sel],…)</w:t>
-      </w:r>
-      <w:r>
-        <w:t xml:space="preserve">; the CIDR is each</w:t>
-      </w:r>
-      <w:r>
-        <w:t xml:space="preserve"> </w:t>
-      </w:r>
-      <w:r>
-        <w:t xml:space="preserve">target device's overlay</w:t>
-      </w:r>
-      <w:r>
-        <w:t xml:space="preserve"> </w:t>
-      </w:r>
-      <w:r>
-        <w:rPr>
-          <w:rStyle w:val="VerbatimChar"/>
-        </w:rPr>
-        <w:t xml:space="preserve">/128</w:t>
-      </w:r>
-      <w:r>
-        <w:t xml:space="preserve">.</w:t>
-      </w:r>
-      <w:r>
-        <w:t xml:space="preserve"> </w:t>
+        <w:t xml:space="preserve">*:*</w:t>
       </w:r>
       <w:r>
         <w:rPr>
           <w:b/>
           <w:bCs/>
         </w:rPr>
+        <w:t xml:space="preserve"> </w:t>
+      </w:r>
+      <w:r>
+        <w:rPr>
+          <w:b/>
+          <w:bCs/>
+        </w:rPr>
+        <w:t xml:space="preserve">(wildcard):</w:t>
+      </w:r>
+      <w:r>
+        <w:t xml:space="preserve"> </w:t>
+      </w:r>
+      <w:r>
+        <w:t xml:space="preserve">every non-revoked peer device in the tenant the rule's src is not</w:t>
+      </w:r>
+      <w:r>
+        <w:t xml:space="preserve"> </w:t>
+      </w:r>
+      <w:r>
+        <w:t xml:space="preserve">(each peer's overlay CIDR), PLUS every connector's advertised prefixes, PLUS the gateway</w:t>
+      </w:r>
+      <w:r>
+        <w:t xml:space="preserve"> </w:t>
+      </w:r>
+      <w:r>
+        <w:t xml:space="preserve">exit (</w:t>
+      </w:r>
+      <w:r>
+        <w:rPr>
+          <w:rStyle w:val="VerbatimChar"/>
+        </w:rPr>
+        <w:t xml:space="preserve">0.0.0.0/0</w:t>
+      </w:r>
+      <w:r>
+        <w:t xml:space="preserve"> </w:t>
+      </w:r>
+      <w:r>
+        <w:t xml:space="preserve">+</w:t>
+      </w:r>
+      <w:r>
+        <w:t xml:space="preserve"> </w:t>
+      </w:r>
+      <w:r>
+        <w:rPr>
+          <w:rStyle w:val="VerbatimChar"/>
+        </w:rPr>
+        <w:t xml:space="preserve">::/0</w:t>
+      </w:r>
+      <w:r>
+        <w:t xml:space="preserve">). This is the</w:t>
+      </w:r>
+      <w:r>
+        <w:t xml:space="preserve"> </w:t>
+      </w:r>
+      <w:r>
+        <w:rPr>
+          <w:rStyle w:val="VerbatimChar"/>
+        </w:rPr>
+        <w:t xml:space="preserve">group:admins → *:*</w:t>
+      </w:r>
+      <w:r>
+        <w:t xml:space="preserve"> </w:t>
+      </w:r>
+      <w:r>
+        <w:t xml:space="preserve">"reach everything" grant.</w:t>
+      </w:r>
+    </w:p>
+    <w:p>
+      <w:pPr>
+        <w:pStyle w:val="Compact"/>
+        <w:numPr>
+          <w:ilvl w:val="0"/>
+          <w:numId w:val="1003"/>
+        </w:numPr>
+      </w:pPr>
+      <w:r>
+        <w:rPr>
+          <w:rStyle w:val="VerbatimChar"/>
+          <w:b/>
+          <w:bCs/>
+        </w:rPr>
+        <w:t xml:space="preserve">&lt;host&gt;:ports</w:t>
+      </w:r>
+      <w:r>
+        <w:rPr>
+          <w:b/>
+          <w:bCs/>
+        </w:rPr>
+        <w:t xml:space="preserve">:</w:t>
+      </w:r>
+      <w:r>
+        <w:t xml:space="preserve"> </w:t>
+      </w:r>
+      <w:r>
+        <w:t xml:space="preserve">look the alias up in</w:t>
+      </w:r>
+      <w:r>
+        <w:t xml:space="preserve"> </w:t>
+      </w:r>
+      <w:r>
+        <w:rPr>
+          <w:rStyle w:val="VerbatimChar"/>
+        </w:rPr>
+        <w:t xml:space="preserve">hostCIDR</w:t>
+      </w:r>
+      <w:r>
+        <w:t xml:space="preserve">; the target is the</w:t>
+      </w:r>
+      <w:r>
+        <w:t xml:space="preserve"> </w:t>
+      </w:r>
+      <w:r>
+        <w:rPr>
+          <w:b/>
+          <w:bCs/>
+        </w:rPr>
+        <w:t xml:space="preserve">connector(s)</w:t>
+      </w:r>
+      <w:r>
+        <w:rPr>
+          <w:b/>
+          <w:bCs/>
+        </w:rPr>
+        <w:t xml:space="preserve"> </w:t>
+      </w:r>
+      <w:r>
+        <w:rPr>
+          <w:b/>
+          <w:bCs/>
+        </w:rPr>
+        <w:t xml:space="preserve">serving that CIDR</w:t>
+      </w:r>
+      <w:r>
+        <w:t xml:space="preserve"> </w:t>
+      </w:r>
+      <w:r>
+        <w:t xml:space="preserve">(</w:t>
+      </w:r>
+      <w:r>
+        <w:rPr>
+          <w:rStyle w:val="VerbatimChar"/>
+        </w:rPr>
+        <w:t xml:space="preserve">snap.PrefixOwners</w:t>
+      </w:r>
+      <w:r>
+        <w:t xml:space="preserve"> </w:t>
+      </w:r>
+      <w:r>
+        <w:t xml:space="preserve">longest-prefix match). The peer device id is the</w:t>
+      </w:r>
+      <w:r>
+        <w:t xml:space="preserve"> </w:t>
+      </w:r>
+      <w:r>
+        <w:t xml:space="preserve">connector's</w:t>
+      </w:r>
+      <w:r>
+        <w:t xml:space="preserve"> </w:t>
+      </w:r>
+      <w:r>
+        <w:rPr>
+          <w:rStyle w:val="VerbatimChar"/>
+        </w:rPr>
+        <w:t xml:space="preserve">device_id</w:t>
+      </w:r>
+      <w:r>
+        <w:t xml:space="preserve">; the CIDR is the host CIDR (or its covered sub-CIDR); the</w:t>
+      </w:r>
+      <w:r>
+        <w:t xml:space="preserve"> </w:t>
+      </w:r>
+      <w:r>
+        <w:rPr>
+          <w:rStyle w:val="VerbatimChar"/>
+        </w:rPr>
+        <w:t xml:space="preserve">site</w:t>
+      </w:r>
+      <w:r>
+        <w:t xml:space="preserve"> </w:t>
+      </w:r>
+      <w:r>
+        <w:t xml:space="preserve">is</w:t>
+      </w:r>
+      <w:r>
+        <w:t xml:space="preserve"> </w:t>
+      </w:r>
+      <w:r>
+        <w:t xml:space="preserve">the connector's</w:t>
+      </w:r>
+      <w:r>
+        <w:t xml:space="preserve"> </w:t>
+      </w:r>
+      <w:r>
+        <w:rPr>
+          <w:rStyle w:val="VerbatimChar"/>
+        </w:rPr>
+        <w:t xml:space="preserve">4via6</w:t>
+      </w:r>
+      <w:r>
+        <w:t xml:space="preserve"> </w:t>
+      </w:r>
+      <w:r>
+        <w:t xml:space="preserve">site-id (drives</w:t>
+      </w:r>
+      <w:r>
+        <w:t xml:space="preserve"> </w:t>
+      </w:r>
+      <w:r>
+        <w:rPr>
+          <w:rStyle w:val="VerbatimChar"/>
+        </w:rPr>
+        <w:t xml:space="preserve">Via6</w:t>
+      </w:r>
+      <w:r>
+        <w:t xml:space="preserve">, D4).</w:t>
+      </w:r>
+    </w:p>
+    <w:p>
+      <w:pPr>
+        <w:pStyle w:val="Compact"/>
+        <w:numPr>
+          <w:ilvl w:val="0"/>
+          <w:numId w:val="1003"/>
+        </w:numPr>
+      </w:pPr>
+      <w:r>
+        <w:rPr>
+          <w:rStyle w:val="VerbatimChar"/>
+          <w:b/>
+          <w:bCs/>
+        </w:rPr>
+        <w:t xml:space="preserve">&lt;cidr&gt;:ports</w:t>
+      </w:r>
+      <w:r>
+        <w:rPr>
+          <w:b/>
+          <w:bCs/>
+        </w:rPr>
+        <w:t xml:space="preserve">:</w:t>
+      </w:r>
+      <w:r>
+        <w:t xml:space="preserve"> </w:t>
+      </w:r>
+      <w:r>
+        <w:t xml:space="preserve">identical to host but the CIDR is literal; still must be covered by an</w:t>
+      </w:r>
+      <w:r>
+        <w:t xml:space="preserve"> </w:t>
+      </w:r>
+      <w:r>
+        <w:t xml:space="preserve">advertised prefix (P7) or it is unreachable → compile error at the dry-run gate (§5).</w:t>
+      </w:r>
+    </w:p>
+    <w:p>
+      <w:pPr>
+        <w:pStyle w:val="Compact"/>
+        <w:numPr>
+          <w:ilvl w:val="0"/>
+          <w:numId w:val="1003"/>
+        </w:numPr>
+      </w:pPr>
+      <w:r>
+        <w:rPr>
+          <w:rStyle w:val="VerbatimChar"/>
+          <w:b/>
+          <w:bCs/>
+        </w:rPr>
+        <w:t xml:space="preserve">&lt;deviceSelector&gt;:ports</w:t>
+      </w:r>
+      <w:r>
+        <w:t xml:space="preserve"> </w:t>
+      </w:r>
+      <w:r>
+        <w:t xml:space="preserve">(a</w:t>
+      </w:r>
+      <w:r>
+        <w:t xml:space="preserve"> </w:t>
+      </w:r>
+      <w:r>
+        <w:rPr>
+          <w:rStyle w:val="VerbatimChar"/>
+        </w:rPr>
+        <w:t xml:space="preserve">group:X</w:t>
+      </w:r>
+      <w:r>
+        <w:t xml:space="preserve"> </w:t>
+      </w:r>
+      <w:r>
+        <w:t xml:space="preserve">or member key used as a destination, e.g.</w:t>
+      </w:r>
+      <w:r>
+        <w:t xml:space="preserve"> </w:t>
+      </w:r>
+      <w:r>
+        <w:t xml:space="preserve">client-to-client): the target peer device set is</w:t>
+      </w:r>
+      <w:r>
+        <w:t xml:space="preserve"> </w:t>
+      </w:r>
+      <w:r>
+        <w:rPr>
+          <w:rStyle w:val="VerbatimChar"/>
+        </w:rPr>
+        <w:t xml:space="preserve">resolveSrc([sel],…)</w:t>
+      </w:r>
+      <w:r>
+        <w:t xml:space="preserve">; the CIDR is each</w:t>
+      </w:r>
+      <w:r>
+        <w:t xml:space="preserve"> </w:t>
+      </w:r>
+      <w:r>
+        <w:t xml:space="preserve">target device's overlay</w:t>
+      </w:r>
+      <w:r>
+        <w:t xml:space="preserve"> </w:t>
+      </w:r>
+      <w:r>
+        <w:rPr>
+          <w:rStyle w:val="VerbatimChar"/>
+        </w:rPr>
+        <w:t xml:space="preserve">/128</w:t>
+      </w:r>
+      <w:r>
+        <w:t xml:space="preserve">.</w:t>
+      </w:r>
+      <w:r>
+        <w:t xml:space="preserve"> </w:t>
+      </w:r>
+      <w:r>
+        <w:rPr>
+          <w:b/>
+          <w:bCs/>
+        </w:rPr>
         <w:t xml:space="preserve">UNVERIFIED:</w:t>
       </w:r>
       <w:r>
@@ -7785,14 +8861,14 @@
         <w:t xml:space="preserve">as design, not inherited.</w:t>
       </w:r>
     </w:p>
-    <w:bookmarkEnd w:id="20"/>
-    <w:bookmarkStart w:id="21" w:name="X5b69994a79b83bae8ef4897ec796e4936e9e40f"/>
+    <w:bookmarkEnd w:id="21"/>
+    <w:bookmarkStart w:id="25" w:name="X35902b892bf81d366e48930d12477e3955ea674"/>
     <w:p>
       <w:pPr>
         <w:pStyle w:val="Heading3"/>
       </w:pPr>
       <w:r>
-        <w:t xml:space="preserve">4.3 Worked example output (running example from §2.1)</w:t>
+        <w:t xml:space="preserve">4.4 Worked example output (running example from §2.1)</w:t>
       </w:r>
     </w:p>
     <w:p>
@@ -7925,11 +9001,46 @@
         <w:pStyle w:val="BodyText"/>
       </w:pPr>
       <w:r>
-        <w:rPr>
-          <w:b/>
-          <w:bCs/>
-        </w:rPr>
-        <w:t xml:space="preserve">[MERMAID RENDER FAILED — block #1]</w:t>
+        <w:drawing>
+          <wp:inline>
+            <wp:extent cx="5334000" cy="4149436"/>
+            <wp:effectExtent b="0" l="0" r="0" t="0"/>
+            <wp:docPr descr="diagram" title="" id="23" name="Picture"/>
+            <a:graphic>
+              <a:graphicData uri="http://schemas.openxmlformats.org/drawingml/2006/picture">
+                <pic:pic>
+                  <pic:nvPicPr>
+                    <pic:cNvPr descr="/tmp/.private/milosvasic/tmp.usTrLBrOrG/img/diagram_001_9cd10c1b0eb8.png" id="24" name="Picture"/>
+                    <pic:cNvPicPr>
+                      <a:picLocks noChangeArrowheads="1" noChangeAspect="1"/>
+                    </pic:cNvPicPr>
+                  </pic:nvPicPr>
+                  <pic:blipFill>
+                    <a:blip r:embed="rId22"/>
+                    <a:stretch>
+                      <a:fillRect/>
+                    </a:stretch>
+                  </pic:blipFill>
+                  <pic:spPr bwMode="auto">
+                    <a:xfrm>
+                      <a:off x="0" y="0"/>
+                      <a:ext cx="5334000" cy="4149436"/>
+                    </a:xfrm>
+                    <a:prstGeom prst="rect">
+                      <a:avLst/>
+                    </a:prstGeom>
+                    <a:noFill/>
+                    <a:ln w="9525">
+                      <a:noFill/>
+                      <a:headEnd/>
+                      <a:tailEnd/>
+                    </a:ln>
+                  </pic:spPr>
+                </pic:pic>
+              </a:graphicData>
+            </a:graphic>
+          </wp:inline>
+        </w:drawing>
       </w:r>
     </w:p>
     <w:p>
@@ -7952,7 +9063,37 @@
         <w:t xml:space="preserve"> </w:t>
       </w:r>
       <w:r>
-        <w:t xml:space="preserve">(the precise, port-restricted grant):</w:t>
+        <w:t xml:space="preserve">(the precise, port-restricted grant), reflecting the</w:t>
+      </w:r>
+      <w:r>
+        <w:t xml:space="preserve"> </w:t>
+      </w:r>
+      <w:r>
+        <w:t xml:space="preserve">connector-A</w:t>
+      </w:r>
+      <w:r>
+        <w:t xml:space="preserve"> </w:t>
+      </w:r>
+      <w:r>
+        <w:rPr>
+          <w:rStyle w:val="VerbatimChar"/>
+        </w:rPr>
+        <w:t xml:space="preserve">local_denylist</w:t>
+      </w:r>
+      <w:r>
+        <w:t xml:space="preserve"> </w:t>
+      </w:r>
+      <w:r>
+        <w:rPr>
+          <w:rStyle w:val="VerbatimChar"/>
+        </w:rPr>
+        <w:t xml:space="preserve">10.10.0.128/25</w:t>
+      </w:r>
+      <w:r>
+        <w:t xml:space="preserve"> </w:t>
+      </w:r>
+      <w:r>
+        <w:t xml:space="preserve">from §2.1:</w:t>
       </w:r>
     </w:p>
     <w:p>
@@ -7972,25 +9113,25 @@
         <w:rPr>
           <w:rStyle w:val="VerbatimChar"/>
         </w:rPr>
-        <w:t xml:space="preserve">AllowedIPs[carol-laptop][conn-A]   = [ 10.10.0.0/24 ]</w:t>
-      </w:r>
-      <w:r>
-        <w:br/>
-      </w:r>
-      <w:r>
-        <w:rPr>
-          <w:rStyle w:val="VerbatimChar"/>
-        </w:rPr>
-        <w:t xml:space="preserve">Verdicts[carol-laptop][conn-A]     = [ {10.10.0.0/24, ANY, 554, 554}, {10.10.0.0/24, ANY, 80, 80} ]</w:t>
-      </w:r>
-      <w:r>
-        <w:br/>
-      </w:r>
-      <w:r>
-        <w:rPr>
-          <w:rStyle w:val="VerbatimChar"/>
-        </w:rPr>
-        <w:t xml:space="preserve">Via6[carol-laptop][conn-A]         = [ {10.10.0.0/24, fd7a:helix:rrrr:0001::/96} ]</w:t>
+        <w:t xml:space="preserve">AllowedIPs[carol-laptop][conn-A]   = [ 10.10.0.0/25 ]                # 10.10.0.128/25 removed by local-deny (FR-705)</w:t>
+      </w:r>
+      <w:r>
+        <w:br/>
+      </w:r>
+      <w:r>
+        <w:rPr>
+          <w:rStyle w:val="VerbatimChar"/>
+        </w:rPr>
+        <w:t xml:space="preserve">Verdicts[carol-laptop][conn-A]     = [ {10.10.0.0/25, ANY, 554, 554}, {10.10.0.0/25, ANY, 80, 80} ]</w:t>
+      </w:r>
+      <w:r>
+        <w:br/>
+      </w:r>
+      <w:r>
+        <w:rPr>
+          <w:rStyle w:val="VerbatimChar"/>
+        </w:rPr>
+        <w:t xml:space="preserve">Via6[carol-laptop][conn-A]         = [ {10.10.0.0/25, fd7a:helix:rrrr:0001::/96} ]</w:t>
       </w:r>
       <w:r>
         <w:br/>
@@ -8052,13 +9193,25 @@
         <w:rPr>
           <w:rStyle w:val="VerbatimChar"/>
         </w:rPr>
-        <w:t xml:space="preserve">[10.10.0.0/24, 192.168.50.0/24, 0.0.0.0/0, ::/0]</w:t>
-      </w:r>
-      <w:r>
-        <w:t xml:space="preserve"> </w:t>
-      </w:r>
-      <w:r>
-        <w:t xml:space="preserve">toward the relevant peers,</w:t>
+        <w:t xml:space="preserve">[10.10.0.0/25, 192.168.50.0/24, 0.0.0.0/0, ::/0]</w:t>
+      </w:r>
+      <w:r>
+        <w:t xml:space="preserve"> </w:t>
+      </w:r>
+      <w:r>
+        <w:t xml:space="preserve">toward the relevant peers (</w:t>
+      </w:r>
+      <w:r>
+        <w:rPr>
+          <w:rStyle w:val="VerbatimChar"/>
+        </w:rPr>
+        <w:t xml:space="preserve">10.10.0.128/25</w:t>
+      </w:r>
+      <w:r>
+        <w:t xml:space="preserve"> </w:t>
+      </w:r>
+      <w:r>
+        <w:t xml:space="preserve">removed by conn-A's local-denylist),</w:t>
       </w:r>
       <w:r>
         <w:t xml:space="preserve"> </w:t>
@@ -8089,13 +9242,7 @@
         <w:t xml:space="preserve"> </w:t>
       </w:r>
       <w:r>
-        <w:t xml:space="preserve">(all ports, coarse rule suffices, P3),</w:t>
-      </w:r>
-      <w:r>
-        <w:t xml:space="preserve"> </w:t>
-      </w:r>
-      <w:r>
-        <w:t xml:space="preserve">and membership in</w:t>
+        <w:t xml:space="preserve">(all ports, coarse rule suffices, P3), and membership in</w:t>
       </w:r>
       <w:r>
         <w:t xml:space="preserve"> </w:t>
@@ -8117,9 +9264,9 @@
         </w:pict>
       </w:r>
     </w:p>
-    <w:bookmarkEnd w:id="21"/>
-    <w:bookmarkEnd w:id="22"/>
-    <w:bookmarkStart w:id="25" w:name="X697d6f18279d9548a7cd96a0e00d50dbdc4fb72"/>
+    <w:bookmarkEnd w:id="25"/>
+    <w:bookmarkEnd w:id="26"/>
+    <w:bookmarkStart w:id="29" w:name="X697d6f18279d9548a7cd96a0e00d50dbdc4fb72"/>
     <w:p>
       <w:pPr>
         <w:pStyle w:val="Heading2"/>
@@ -8209,7 +9356,7 @@
         <w:t xml:space="preserve">) [04_P1 §7.3, research-go_cp §7.3].</w:t>
       </w:r>
     </w:p>
-    <w:bookmarkStart w:id="23" w:name="X2ba69633d121397d1b3bb6d696c9b92bf51c5f7"/>
+    <w:bookmarkStart w:id="27" w:name="X2ba69633d121397d1b3bb6d696c9b92bf51c5f7"/>
     <w:p>
       <w:pPr>
         <w:pStyle w:val="Heading3"/>
@@ -8395,6 +9542,126 @@
               <w:pStyle w:val="Compact"/>
             </w:pPr>
             <w:r>
+              <w:rPr>
+                <w:rStyle w:val="VerbatimChar"/>
+              </w:rPr>
+              <w:t xml:space="preserve">connectors[id].local_denylist</w:t>
+            </w:r>
+            <w:r>
+              <w:t xml:space="preserve"> </w:t>
+            </w:r>
+            <w:r>
+              <w:t xml:space="preserve">CIDR not covered by that connector's advertised prefixes</w:t>
+            </w:r>
+          </w:p>
+        </w:tc>
+        <w:tc>
+          <w:tcPr/>
+          <w:p>
+            <w:pPr>
+              <w:pStyle w:val="Compact"/>
+            </w:pPr>
+            <w:r>
+              <w:rPr>
+                <w:b/>
+                <w:bCs/>
+              </w:rPr>
+              <w:t xml:space="preserve">BLOCKING</w:t>
+            </w:r>
+            <w:r>
+              <w:t xml:space="preserve"> </w:t>
+            </w:r>
+            <w:r>
+              <w:t xml:space="preserve">(P7 + FR-705)</w:t>
+            </w:r>
+          </w:p>
+        </w:tc>
+        <w:tc>
+          <w:tcPr/>
+          <w:p>
+            <w:pPr>
+              <w:pStyle w:val="Compact"/>
+            </w:pPr>
+            <w:r>
+              <w:t xml:space="preserve">reject;</w:t>
+            </w:r>
+            <w:r>
+              <w:t xml:space="preserve"> </w:t>
+            </w:r>
+            <w:r>
+              <w:rPr>
+                <w:rStyle w:val="VerbatimChar"/>
+              </w:rPr>
+              <w:t xml:space="preserve">ERR_LOCAL_DENY_NOT_ADVERTISED</w:t>
+            </w:r>
+          </w:p>
+        </w:tc>
+      </w:tr>
+      <w:tr>
+        <w:tc>
+          <w:tcPr/>
+          <w:p>
+            <w:pPr>
+              <w:pStyle w:val="Compact"/>
+            </w:pPr>
+            <w:r>
+              <w:rPr>
+                <w:rStyle w:val="VerbatimChar"/>
+              </w:rPr>
+              <w:t xml:space="preserve">connectors</w:t>
+            </w:r>
+            <w:r>
+              <w:t xml:space="preserve"> </w:t>
+            </w:r>
+            <w:r>
+              <w:t xml:space="preserve">key references a non-connector device</w:t>
+            </w:r>
+          </w:p>
+        </w:tc>
+        <w:tc>
+          <w:tcPr/>
+          <w:p>
+            <w:pPr>
+              <w:pStyle w:val="Compact"/>
+            </w:pPr>
+            <w:r>
+              <w:rPr>
+                <w:b/>
+                <w:bCs/>
+              </w:rPr>
+              <w:t xml:space="preserve">BLOCKING</w:t>
+            </w:r>
+          </w:p>
+        </w:tc>
+        <w:tc>
+          <w:tcPr/>
+          <w:p>
+            <w:pPr>
+              <w:pStyle w:val="Compact"/>
+            </w:pPr>
+            <w:r>
+              <w:t xml:space="preserve">reject;</w:t>
+            </w:r>
+            <w:r>
+              <w:t xml:space="preserve"> </w:t>
+            </w:r>
+            <w:r>
+              <w:rPr>
+                <w:rStyle w:val="VerbatimChar"/>
+              </w:rPr>
+              <w:t xml:space="preserve">ERR_NOT_A_CONNECTOR</w:t>
+            </w:r>
+          </w:p>
+        </w:tc>
+      </w:tr>
+      <w:tr>
+        <w:tc>
+          <w:tcPr/>
+          <w:p>
+            <w:pPr>
+              <w:pStyle w:val="Compact"/>
+            </w:pPr>
+            <w:r>
               <w:t xml:space="preserve">rule that would grant a</w:t>
             </w:r>
             <w:r>
@@ -9193,8 +10460,8 @@
         <w:t xml:space="preserve">runtime signature (§11.4.108) that P4 is live, not merely promised (§12).</w:t>
       </w:r>
     </w:p>
-    <w:bookmarkEnd w:id="23"/>
-    <w:bookmarkStart w:id="24" w:name="Xd5995ae5512bbad35af62f00e1865743f7cc558"/>
+    <w:bookmarkEnd w:id="27"/>
+    <w:bookmarkStart w:id="28" w:name="Xd5995ae5512bbad35af62f00e1865743f7cc558"/>
     <w:p>
       <w:pPr>
         <w:pStyle w:val="Heading3"/>
@@ -9304,9 +10571,9 @@
         </w:pict>
       </w:r>
     </w:p>
-    <w:bookmarkEnd w:id="24"/>
-    <w:bookmarkEnd w:id="25"/>
-    <w:bookmarkStart w:id="29" w:name="X7505db900be80ec0e4c6e2d12fa604c673e4e01"/>
+    <w:bookmarkEnd w:id="28"/>
+    <w:bookmarkEnd w:id="29"/>
+    <w:bookmarkStart w:id="36" w:name="X7505db900be80ec0e4c6e2d12fa604c673e4e01"/>
     <w:p>
       <w:pPr>
         <w:pStyle w:val="Heading2"/>
@@ -9315,7 +10582,7 @@
         <w:t xml:space="preserve">6. Activation, versioning &amp; instant rollback (P5)</w:t>
       </w:r>
     </w:p>
-    <w:bookmarkStart w:id="26" w:name="Xf9d3b1f63f1df36cd81ee106e96ae1d9f2b61ad"/>
+    <w:bookmarkStart w:id="33" w:name="Xf9d3b1f63f1df36cd81ee106e96ae1d9f2b61ad"/>
     <w:p>
       <w:pPr>
         <w:pStyle w:val="Heading3"/>
@@ -9329,15 +10596,50 @@
         <w:pStyle w:val="FirstParagraph"/>
       </w:pPr>
       <w:r>
-        <w:rPr>
-          <w:b/>
-          <w:bCs/>
-        </w:rPr>
-        <w:t xml:space="preserve">[MERMAID RENDER FAILED — block #2]</w:t>
+        <w:drawing>
+          <wp:inline>
+            <wp:extent cx="5334000" cy="6467797"/>
+            <wp:effectExtent b="0" l="0" r="0" t="0"/>
+            <wp:docPr descr="diagram" title="" id="31" name="Picture"/>
+            <a:graphic>
+              <a:graphicData uri="http://schemas.openxmlformats.org/drawingml/2006/picture">
+                <pic:pic>
+                  <pic:nvPicPr>
+                    <pic:cNvPr descr="/tmp/.private/milosvasic/tmp.usTrLBrOrG/img/diagram_002_5ea389a8ee0f.png" id="32" name="Picture"/>
+                    <pic:cNvPicPr>
+                      <a:picLocks noChangeArrowheads="1" noChangeAspect="1"/>
+                    </pic:cNvPicPr>
+                  </pic:nvPicPr>
+                  <pic:blipFill>
+                    <a:blip r:embed="rId30"/>
+                    <a:stretch>
+                      <a:fillRect/>
+                    </a:stretch>
+                  </pic:blipFill>
+                  <pic:spPr bwMode="auto">
+                    <a:xfrm>
+                      <a:off x="0" y="0"/>
+                      <a:ext cx="5334000" cy="6467797"/>
+                    </a:xfrm>
+                    <a:prstGeom prst="rect">
+                      <a:avLst/>
+                    </a:prstGeom>
+                    <a:noFill/>
+                    <a:ln w="9525">
+                      <a:noFill/>
+                      <a:headEnd/>
+                      <a:tailEnd/>
+                    </a:ln>
+                  </pic:spPr>
+                </pic:pic>
+              </a:graphicData>
+            </a:graphic>
+          </wp:inline>
+        </w:drawing>
       </w:r>
     </w:p>
-    <w:bookmarkEnd w:id="26"/>
-    <w:bookmarkStart w:id="27" w:name="X2499f953e3d122433b70d6178f56d5793213df5"/>
+    <w:bookmarkEnd w:id="33"/>
+    <w:bookmarkStart w:id="34" w:name="X2499f953e3d122433b70d6178f56d5793213df5"/>
     <w:p>
       <w:pPr>
         <w:pStyle w:val="Heading3"/>
@@ -10383,8 +11685,8 @@
         <w:t xml:space="preserve">is the backstop).</w:t>
       </w:r>
     </w:p>
-    <w:bookmarkEnd w:id="27"/>
-    <w:bookmarkStart w:id="28" w:name="X9929f0ab0911d04df319df02f02576ad6fa668c"/>
+    <w:bookmarkEnd w:id="34"/>
+    <w:bookmarkStart w:id="35" w:name="X9929f0ab0911d04df319df02f02576ad6fa668c"/>
     <w:p>
       <w:pPr>
         <w:pStyle w:val="Heading3"/>
@@ -12661,9 +13963,9 @@
         </w:pict>
       </w:r>
     </w:p>
-    <w:bookmarkEnd w:id="28"/>
-    <w:bookmarkEnd w:id="29"/>
-    <w:bookmarkStart w:id="32" w:name="X74fa32dd17f78d55aad0dfdeb097813d8b3c68d"/>
+    <w:bookmarkEnd w:id="35"/>
+    <w:bookmarkEnd w:id="36"/>
+    <w:bookmarkStart w:id="39" w:name="X74fa32dd17f78d55aad0dfdeb097813d8b3c68d"/>
     <w:p>
       <w:pPr>
         <w:pStyle w:val="Heading2"/>
@@ -12672,7 +13974,7 @@
         <w:t xml:space="preserve">7. The event + protobuf surface the compiler feeds</w:t>
       </w:r>
     </w:p>
-    <w:bookmarkStart w:id="30" w:name="X466567c9c99346a13a7a84572428e53ea6f26b0"/>
+    <w:bookmarkStart w:id="37" w:name="X466567c9c99346a13a7a84572428e53ea6f26b0"/>
     <w:p>
       <w:pPr>
         <w:pStyle w:val="Heading3"/>
@@ -13081,6 +14383,89 @@
               <w:rPr>
                 <w:rStyle w:val="VerbatimChar"/>
               </w:rPr>
+              <w:t xml:space="preserve">connector.local_denylist.changed</w:t>
+            </w:r>
+          </w:p>
+        </w:tc>
+        <w:tc>
+          <w:tcPr/>
+          <w:p>
+            <w:pPr>
+              <w:pStyle w:val="Compact"/>
+            </w:pPr>
+            <w:r>
+              <w:rPr>
+                <w:rStyle w:val="VerbatimChar"/>
+              </w:rPr>
+              <w:t xml:space="preserve">{connector_id, local_denylist[]}</w:t>
+            </w:r>
+          </w:p>
+        </w:tc>
+        <w:tc>
+          <w:tcPr/>
+          <w:p>
+            <w:pPr>
+              <w:pStyle w:val="Compact"/>
+            </w:pPr>
+            <w:r>
+              <w:t xml:space="preserve">recompile the</w:t>
+            </w:r>
+            <w:r>
+              <w:t xml:space="preserve"> </w:t>
+            </w:r>
+            <w:r>
+              <w:rPr>
+                <w:b/>
+                <w:bCs/>
+              </w:rPr>
+              <w:t xml:space="preserve">active</w:t>
+            </w:r>
+            <w:r>
+              <w:t xml:space="preserve"> </w:t>
+            </w:r>
+            <w:r>
+              <w:t xml:space="preserve">version with the new per-connector denylist; if a deny CIDR is no longer covered by the connector's advertised prefixes, emit</w:t>
+            </w:r>
+            <w:r>
+              <w:t xml:space="preserve"> </w:t>
+            </w:r>
+            <w:r>
+              <w:rPr>
+                <w:rStyle w:val="VerbatimChar"/>
+              </w:rPr>
+              <w:t xml:space="preserve">route.conflict.detected</w:t>
+            </w:r>
+            <w:r>
+              <w:t xml:space="preserve"> </w:t>
+            </w:r>
+            <w:r>
+              <w:t xml:space="preserve">(does NOT auto-deactivate)</w:t>
+            </w:r>
+          </w:p>
+        </w:tc>
+      </w:tr>
+      <w:tr>
+        <w:tc>
+          <w:tcPr/>
+          <w:p>
+            <w:pPr>
+              <w:pStyle w:val="Compact"/>
+            </w:pPr>
+            <w:r>
+              <w:t xml:space="preserve">consume</w:t>
+            </w:r>
+          </w:p>
+        </w:tc>
+        <w:tc>
+          <w:tcPr/>
+          <w:p>
+            <w:pPr>
+              <w:pStyle w:val="Compact"/>
+            </w:pPr>
+            <w:r>
+              <w:rPr>
+                <w:rStyle w:val="VerbatimChar"/>
+              </w:rPr>
               <w:t xml:space="preserve">device.revoked</w:t>
             </w:r>
           </w:p>
@@ -13443,8 +14828,8 @@
         <w:t xml:space="preserve">}</w:t>
       </w:r>
     </w:p>
-    <w:bookmarkEnd w:id="30"/>
-    <w:bookmarkStart w:id="31" w:name="X1e34691a1422b2863f0bdb7d56be563b97b5926"/>
+    <w:bookmarkEnd w:id="37"/>
+    <w:bookmarkStart w:id="38" w:name="X1e34691a1422b2863f0bdb7d56be563b97b5926"/>
     <w:p>
       <w:pPr>
         <w:pStyle w:val="Heading3"/>
@@ -13889,6 +15274,69 @@
         <w:rPr>
           <w:rStyle w:val="NormalTok"/>
         </w:rPr>
+        <w:t xml:space="preserve">  </w:t>
+      </w:r>
+      <w:r>
+        <w:rPr>
+          <w:rStyle w:val="KeywordTok"/>
+        </w:rPr>
+        <w:t xml:space="preserve">repeated</w:t>
+      </w:r>
+      <w:r>
+        <w:rPr>
+          <w:rStyle w:val="NormalTok"/>
+        </w:rPr>
+        <w:t xml:space="preserve"> </w:t>
+      </w:r>
+      <w:r>
+        <w:rPr>
+          <w:rStyle w:val="DataTypeTok"/>
+        </w:rPr>
+        <w:t xml:space="preserve">string</w:t>
+      </w:r>
+      <w:r>
+        <w:rPr>
+          <w:rStyle w:val="NormalTok"/>
+        </w:rPr>
+        <w:t xml:space="preserve">    local_denylist </w:t>
+      </w:r>
+      <w:r>
+        <w:rPr>
+          <w:rStyle w:val="OperatorTok"/>
+        </w:rPr>
+        <w:t xml:space="preserve">=</w:t>
+      </w:r>
+      <w:r>
+        <w:rPr>
+          <w:rStyle w:val="NormalTok"/>
+        </w:rPr>
+        <w:t xml:space="preserve"> </w:t>
+      </w:r>
+      <w:r>
+        <w:rPr>
+          <w:rStyle w:val="DecValTok"/>
+        </w:rPr>
+        <w:t xml:space="preserve">8</w:t>
+      </w:r>
+      <w:r>
+        <w:rPr>
+          <w:rStyle w:val="NormalTok"/>
+        </w:rPr>
+        <w:t xml:space="preserve">;  </w:t>
+      </w:r>
+      <w:r>
+        <w:rPr>
+          <w:rStyle w:val="CommentTok"/>
+        </w:rPr>
+        <w:t xml:space="preserve">// FR-705: connector-advertised local denies; edge may cross-check/audit</w:t>
+      </w:r>
+      <w:r>
+        <w:br/>
+      </w:r>
+      <w:r>
+        <w:rPr>
+          <w:rStyle w:val="NormalTok"/>
+        </w:rPr>
         <w:t xml:space="preserve">}</w:t>
       </w:r>
       <w:r>
@@ -14240,9 +15688,9 @@
         </w:pict>
       </w:r>
     </w:p>
-    <w:bookmarkEnd w:id="31"/>
-    <w:bookmarkEnd w:id="32"/>
-    <w:bookmarkStart w:id="33" w:name="Xd2a49497fd51a386484cbe0ff36841880391514"/>
+    <w:bookmarkEnd w:id="38"/>
+    <w:bookmarkEnd w:id="39"/>
+    <w:bookmarkStart w:id="40" w:name="Xd2a49497fd51a386484cbe0ff36841880391514"/>
     <w:p>
       <w:pPr>
         <w:pStyle w:val="Heading2"/>
@@ -14847,6 +16295,84 @@
         <w:rPr>
           <w:rStyle w:val="NormalTok"/>
         </w:rPr>
+        <w:t xml:space="preserve">    ErrLocalDenyNotAdvertised ErrCode </w:t>
+      </w:r>
+      <w:r>
+        <w:rPr>
+          <w:rStyle w:val="OperatorTok"/>
+        </w:rPr>
+        <w:t xml:space="preserve">=</w:t>
+      </w:r>
+      <w:r>
+        <w:rPr>
+          <w:rStyle w:val="NormalTok"/>
+        </w:rPr>
+        <w:t xml:space="preserve"> </w:t>
+      </w:r>
+      <w:r>
+        <w:rPr>
+          <w:rStyle w:val="StringTok"/>
+        </w:rPr>
+        <w:t xml:space="preserve">"ERR_LOCAL_DENY_NOT_ADVERTISED"</w:t>
+      </w:r>
+      <w:r>
+        <w:rPr>
+          <w:rStyle w:val="NormalTok"/>
+        </w:rPr>
+        <w:t xml:space="preserve"> </w:t>
+      </w:r>
+      <w:r>
+        <w:rPr>
+          <w:rStyle w:val="CommentTok"/>
+        </w:rPr>
+        <w:t xml:space="preserve">// connector local_denylist CIDR not in its advertised prefixes (FR-705)</w:t>
+      </w:r>
+      <w:r>
+        <w:br/>
+      </w:r>
+      <w:r>
+        <w:rPr>
+          <w:rStyle w:val="NormalTok"/>
+        </w:rPr>
+        <w:t xml:space="preserve">    ErrNotAConnector    ErrCode </w:t>
+      </w:r>
+      <w:r>
+        <w:rPr>
+          <w:rStyle w:val="OperatorTok"/>
+        </w:rPr>
+        <w:t xml:space="preserve">=</w:t>
+      </w:r>
+      <w:r>
+        <w:rPr>
+          <w:rStyle w:val="NormalTok"/>
+        </w:rPr>
+        <w:t xml:space="preserve"> </w:t>
+      </w:r>
+      <w:r>
+        <w:rPr>
+          <w:rStyle w:val="StringTok"/>
+        </w:rPr>
+        <w:t xml:space="preserve">"ERR_NOT_A_CONNECTOR"</w:t>
+      </w:r>
+      <w:r>
+        <w:rPr>
+          <w:rStyle w:val="NormalTok"/>
+        </w:rPr>
+        <w:t xml:space="preserve">     </w:t>
+      </w:r>
+      <w:r>
+        <w:rPr>
+          <w:rStyle w:val="CommentTok"/>
+        </w:rPr>
+        <w:t xml:space="preserve">// connectors[] key is not a connector device</w:t>
+      </w:r>
+      <w:r>
+        <w:br/>
+      </w:r>
+      <w:r>
+        <w:rPr>
+          <w:rStyle w:val="NormalTok"/>
+        </w:rPr>
         <w:t xml:space="preserve">    ErrGrantsRevoked    ErrCode </w:t>
       </w:r>
       <w:r>
@@ -15217,8 +16743,8 @@
         </w:pict>
       </w:r>
     </w:p>
-    <w:bookmarkEnd w:id="33"/>
-    <w:bookmarkStart w:id="34" w:name="X8f32006243b005d9491acbe0ca85565459e95b3"/>
+    <w:bookmarkEnd w:id="40"/>
+    <w:bookmarkStart w:id="41" w:name="X8f32006243b005d9491acbe0ca85565459e95b3"/>
     <w:p>
       <w:pPr>
         <w:pStyle w:val="Heading2"/>
@@ -15726,7 +17252,7 @@
         <w:pStyle w:val="Compact"/>
         <w:numPr>
           <w:ilvl w:val="0"/>
-          <w:numId w:val="1003"/>
+          <w:numId w:val="1004"/>
         </w:numPr>
       </w:pPr>
       <w:r>
@@ -15811,7 +17337,7 @@
         <w:pStyle w:val="Compact"/>
         <w:numPr>
           <w:ilvl w:val="0"/>
-          <w:numId w:val="1003"/>
+          <w:numId w:val="1004"/>
         </w:numPr>
       </w:pPr>
       <w:r>
@@ -15866,7 +17392,7 @@
         <w:pStyle w:val="Compact"/>
         <w:numPr>
           <w:ilvl w:val="0"/>
-          <w:numId w:val="1003"/>
+          <w:numId w:val="1004"/>
         </w:numPr>
       </w:pPr>
       <w:r>
@@ -15923,8 +17449,8 @@
         </w:pict>
       </w:r>
     </w:p>
-    <w:bookmarkEnd w:id="34"/>
-    <w:bookmarkStart w:id="36" w:name="Xce2d2ece6f0ee69976c5c21ef6e796121c94d83"/>
+    <w:bookmarkEnd w:id="41"/>
+    <w:bookmarkStart w:id="43" w:name="Xce2d2ece6f0ee69976c5c21ef6e796121c94d83"/>
     <w:p>
       <w:pPr>
         <w:pStyle w:val="Heading2"/>
@@ -16087,7 +17613,7 @@
               <w:pStyle w:val="Compact"/>
             </w:pPr>
             <w:r>
-              <w:t xml:space="preserve">Honored — wildcard expands per §4.2; the operator chose to grant broad reach. No implicit narrowing.</w:t>
+              <w:t xml:space="preserve">Honored — wildcard expands per §4.3; the operator chose to grant broad reach. No implicit narrowing.</w:t>
             </w:r>
           </w:p>
         </w:tc>
@@ -16811,8 +18337,82 @@
           </w:p>
         </w:tc>
       </w:tr>
+      <w:tr>
+        <w:tc>
+          <w:tcPr/>
+          <w:p>
+            <w:pPr>
+              <w:pStyle w:val="Compact"/>
+            </w:pPr>
+            <w:r>
+              <w:t xml:space="preserve">E13</w:t>
+            </w:r>
+          </w:p>
+        </w:tc>
+        <w:tc>
+          <w:tcPr/>
+          <w:p>
+            <w:pPr>
+              <w:pStyle w:val="Compact"/>
+            </w:pPr>
+            <w:r>
+              <w:t xml:space="preserve">Connector</w:t>
+            </w:r>
+            <w:r>
+              <w:t xml:space="preserve"> </w:t>
+            </w:r>
+            <w:r>
+              <w:rPr>
+                <w:rStyle w:val="VerbatimChar"/>
+              </w:rPr>
+              <w:t xml:space="preserve">local_denylist</w:t>
+            </w:r>
+            <w:r>
+              <w:t xml:space="preserve"> </w:t>
+            </w:r>
+            <w:r>
+              <w:t xml:space="preserve">narrows a central-allow</w:t>
+            </w:r>
+          </w:p>
+        </w:tc>
+        <w:tc>
+          <w:tcPr/>
+          <w:p>
+            <w:pPr>
+              <w:pStyle w:val="Compact"/>
+            </w:pPr>
+            <w:r>
+              <w:t xml:space="preserve">The compiled</w:t>
+            </w:r>
+            <w:r>
+              <w:t xml:space="preserve"> </w:t>
+            </w:r>
+            <w:r>
+              <w:rPr>
+                <w:rStyle w:val="VerbatimChar"/>
+              </w:rPr>
+              <w:t xml:space="preserve">AllowedIPs</w:t>
+            </w:r>
+            <w:r>
+              <w:t xml:space="preserve">/</w:t>
+            </w:r>
+            <w:r>
+              <w:rPr>
+                <w:rStyle w:val="VerbatimChar"/>
+              </w:rPr>
+              <w:t xml:space="preserve">Verdicts</w:t>
+            </w:r>
+            <w:r>
+              <w:t xml:space="preserve"> </w:t>
+            </w:r>
+            <w:r>
+              <w:t xml:space="preserve">toward that connector exclude the denied CIDR (FR-705). Central-deny (absence of allow) still wins; the connector cannot re-open a denied flow.</w:t>
+            </w:r>
+          </w:p>
+        </w:tc>
+      </w:tr>
     </w:tbl>
-    <w:bookmarkStart w:id="35" w:name="Xaad9512ec9e294620ada05cc8d8042d7f0fecd1"/>
+    <w:bookmarkStart w:id="42" w:name="Xaad9512ec9e294620ada05cc8d8042d7f0fecd1"/>
     <w:p>
       <w:pPr>
         <w:pStyle w:val="Heading3"/>
@@ -16942,9 +18542,9 @@
         </w:pict>
       </w:r>
     </w:p>
-    <w:bookmarkEnd w:id="35"/>
-    <w:bookmarkEnd w:id="36"/>
-    <w:bookmarkStart w:id="37" w:name="Xac7e976c4dfdea2092c618e33251e650a8135b5"/>
+    <w:bookmarkEnd w:id="42"/>
+    <w:bookmarkEnd w:id="43"/>
+    <w:bookmarkStart w:id="47" w:name="Xac7e976c4dfdea2092c618e33251e650a8135b5"/>
     <w:p>
       <w:pPr>
         <w:pStyle w:val="Heading2"/>
@@ -16972,11 +18572,46 @@
         <w:pStyle w:val="BodyText"/>
       </w:pPr>
       <w:r>
-        <w:rPr>
-          <w:b/>
-          <w:bCs/>
-        </w:rPr>
-        <w:t xml:space="preserve">[MERMAID RENDER FAILED — block #3]</w:t>
+        <w:drawing>
+          <wp:inline>
+            <wp:extent cx="5334000" cy="1877785"/>
+            <wp:effectExtent b="0" l="0" r="0" t="0"/>
+            <wp:docPr descr="diagram" title="" id="45" name="Picture"/>
+            <a:graphic>
+              <a:graphicData uri="http://schemas.openxmlformats.org/drawingml/2006/picture">
+                <pic:pic>
+                  <pic:nvPicPr>
+                    <pic:cNvPr descr="/tmp/.private/milosvasic/tmp.usTrLBrOrG/img/diagram_003_d4093ab0d97c.png" id="46" name="Picture"/>
+                    <pic:cNvPicPr>
+                      <a:picLocks noChangeArrowheads="1" noChangeAspect="1"/>
+                    </pic:cNvPicPr>
+                  </pic:nvPicPr>
+                  <pic:blipFill>
+                    <a:blip r:embed="rId44"/>
+                    <a:stretch>
+                      <a:fillRect/>
+                    </a:stretch>
+                  </pic:blipFill>
+                  <pic:spPr bwMode="auto">
+                    <a:xfrm>
+                      <a:off x="0" y="0"/>
+                      <a:ext cx="5334000" cy="1877785"/>
+                    </a:xfrm>
+                    <a:prstGeom prst="rect">
+                      <a:avLst/>
+                    </a:prstGeom>
+                    <a:noFill/>
+                    <a:ln w="9525">
+                      <a:noFill/>
+                      <a:headEnd/>
+                      <a:tailEnd/>
+                    </a:ln>
+                  </pic:spPr>
+                </pic:pic>
+              </a:graphicData>
+            </a:graphic>
+          </wp:inline>
+        </w:drawing>
       </w:r>
     </w:p>
     <w:tbl>
@@ -17338,8 +18973,8 @@
         </w:pict>
       </w:r>
     </w:p>
-    <w:bookmarkEnd w:id="37"/>
-    <w:bookmarkStart w:id="38" w:name="X11c337e6186ed5a4d09df095fc269c1e88b0de9"/>
+    <w:bookmarkEnd w:id="47"/>
+    <w:bookmarkStart w:id="48" w:name="X11c337e6186ed5a4d09df095fc269c1e88b0de9"/>
     <w:p>
       <w:pPr>
         <w:pStyle w:val="Heading2"/>
@@ -17473,7 +19108,7 @@
               <w:t xml:space="preserve"> </w:t>
             </w:r>
             <w:r>
-              <w:t xml:space="preserve">(§4.3):</w:t>
+              <w:t xml:space="preserve">(§4.4):</w:t>
             </w:r>
             <w:r>
               <w:t xml:space="preserve"> </w:t>
@@ -18653,8 +20288,8 @@
         </w:pict>
       </w:r>
     </w:p>
-    <w:bookmarkEnd w:id="38"/>
-    <w:bookmarkStart w:id="40" w:name="X15bba2de7405c832ba66ca1f3d1f450c0647734"/>
+    <w:bookmarkEnd w:id="48"/>
+    <w:bookmarkStart w:id="50" w:name="X15bba2de7405c832ba66ca1f3d1f450c0647734"/>
     <w:p>
       <w:pPr>
         <w:pStyle w:val="Heading2"/>
@@ -18682,7 +20317,7 @@
         <w:pStyle w:val="Compact"/>
         <w:numPr>
           <w:ilvl w:val="0"/>
-          <w:numId w:val="1004"/>
+          <w:numId w:val="1005"/>
         </w:numPr>
       </w:pPr>
       <w:r>
@@ -18704,7 +20339,7 @@
         <w:pStyle w:val="Compact"/>
         <w:numPr>
           <w:ilvl w:val="0"/>
-          <w:numId w:val="1004"/>
+          <w:numId w:val="1005"/>
         </w:numPr>
       </w:pPr>
       <w:r>
@@ -18732,7 +20367,7 @@
         <w:pStyle w:val="Compact"/>
         <w:numPr>
           <w:ilvl w:val="0"/>
-          <w:numId w:val="1004"/>
+          <w:numId w:val="1005"/>
         </w:numPr>
       </w:pPr>
       <w:r>
@@ -18760,7 +20395,7 @@
         <w:pStyle w:val="Compact"/>
         <w:numPr>
           <w:ilvl w:val="0"/>
-          <w:numId w:val="1004"/>
+          <w:numId w:val="1005"/>
         </w:numPr>
       </w:pPr>
       <w:r>
@@ -18788,7 +20423,7 @@
         <w:pStyle w:val="Compact"/>
         <w:numPr>
           <w:ilvl w:val="0"/>
-          <w:numId w:val="1004"/>
+          <w:numId w:val="1005"/>
         </w:numPr>
       </w:pPr>
       <w:r>
@@ -18816,7 +20451,7 @@
         <w:pStyle w:val="Compact"/>
         <w:numPr>
           <w:ilvl w:val="0"/>
-          <w:numId w:val="1004"/>
+          <w:numId w:val="1005"/>
         </w:numPr>
       </w:pPr>
       <w:r>
@@ -18853,7 +20488,7 @@
         <w:pStyle w:val="Compact"/>
         <w:numPr>
           <w:ilvl w:val="0"/>
-          <w:numId w:val="1004"/>
+          <w:numId w:val="1005"/>
         </w:numPr>
       </w:pPr>
       <w:r>
@@ -18892,7 +20527,7 @@
         </w:pict>
       </w:r>
     </w:p>
-    <w:bookmarkStart w:id="39" w:name="sources"/>
+    <w:bookmarkStart w:id="49" w:name="sources"/>
     <w:p>
       <w:pPr>
         <w:pStyle w:val="Heading3"/>
@@ -18981,9 +20616,9 @@
         <w:t xml:space="preserve">per §11.4.6.</w:t>
       </w:r>
     </w:p>
-    <w:bookmarkEnd w:id="39"/>
-    <w:bookmarkEnd w:id="40"/>
-    <w:bookmarkEnd w:id="41"/>
+    <w:bookmarkEnd w:id="49"/>
+    <w:bookmarkEnd w:id="50"/>
+    <w:bookmarkEnd w:id="51"/>
     <w:sectPr>
       <w:footnotePr>
         <w:numRestart w:val="eachSect"/>
@@ -19316,12 +20951,42 @@
     </w:lvlOverride>
   </w:num>
   <w:num w:numId="1002">
-    <w:abstractNumId w:val="991"/>
+    <w:abstractNumId w:val="99411"/>
+    <w:lvlOverride w:ilvl="0">
+      <w:startOverride w:val="1"/>
+    </w:lvlOverride>
+    <w:lvlOverride w:ilvl="1">
+      <w:startOverride w:val="1"/>
+    </w:lvlOverride>
+    <w:lvlOverride w:ilvl="2">
+      <w:startOverride w:val="1"/>
+    </w:lvlOverride>
+    <w:lvlOverride w:ilvl="3">
+      <w:startOverride w:val="1"/>
+    </w:lvlOverride>
+    <w:lvlOverride w:ilvl="4">
+      <w:startOverride w:val="1"/>
+    </w:lvlOverride>
+    <w:lvlOverride w:ilvl="5">
+      <w:startOverride w:val="1"/>
+    </w:lvlOverride>
+    <w:lvlOverride w:ilvl="6">
+      <w:startOverride w:val="1"/>
+    </w:lvlOverride>
+    <w:lvlOverride w:ilvl="7">
+      <w:startOverride w:val="1"/>
+    </w:lvlOverride>
+    <w:lvlOverride w:ilvl="8">
+      <w:startOverride w:val="1"/>
+    </w:lvlOverride>
   </w:num>
   <w:num w:numId="1003">
     <w:abstractNumId w:val="991"/>
   </w:num>
   <w:num w:numId="1004">
+    <w:abstractNumId w:val="991"/>
+  </w:num>
+  <w:num w:numId="1005">
     <w:abstractNumId w:val="991"/>
   </w:num>
 </w:numbering>
